--- a/docs/artifacts/reports/TRACEABILITY_DOCUMENT.docx
+++ b/docs/artifacts/reports/TRACEABILITY_DOCUMENT.docx
@@ -23,7 +23,7 @@
         <w:pStyle w:val="Date"/>
       </w:pPr>
       <w:r>
-        <w:t xml:space="preserve">2026-09-11</w:t>
+        <w:t xml:space="preserve">2026-09-13</w:t>
       </w:r>
     </w:p>
     <w:sdt>
@@ -52,7 +52,7 @@
         </w:p>
       </w:sdtContent>
     </w:sdt>
-    <w:bookmarkStart w:id="59" w:name="Xf489a8e306cdd06c679c4f395c0d8cafc97a541"/>
+    <w:bookmarkStart w:id="60" w:name="Xf489a8e306cdd06c679c4f395c0d8cafc97a541"/>
     <w:p>
       <w:pPr>
         <w:pStyle w:val="Heading1"/>
@@ -197,7 +197,7 @@
         <w:t xml:space="preserve">Data source</w:t>
       </w:r>
       <w:r>
-        <w:t xml:space="preserve">: 65 artifacts, 48 traceability links, 42 source anchors, 12 assumptions, 10 parameters — all machine-verified (</w:t>
+        <w:t xml:space="preserve">: 62 corpus artifacts + 56 traceability links + 43 source anchors + 12 assumptions + 10 parameters — all machine-verified (</w:t>
       </w:r>
       <w:r>
         <w:rPr>
@@ -659,16 +659,20 @@
               <w:jc w:val="left"/>
             </w:pPr>
             <w:r>
-              <w:t xml:space="preserve">12</w:t>
-            </w:r>
-          </w:p>
-        </w:tc>
-        <w:tc>
-          <w:tcPr/>
-          <w:p>
-            <w:pPr>
-              <w:pStyle w:val="Compact"/>
-            </w:pPr>
+              <w:t xml:space="preserve">11</w:t>
+            </w:r>
+          </w:p>
+        </w:tc>
+        <w:tc>
+          <w:tcPr/>
+          <w:p>
+            <w:pPr>
+              <w:pStyle w:val="Compact"/>
+              <w:jc w:val="left"/>
+            </w:pPr>
+            <w:r>
+              <w:t xml:space="preserve">synthetic adds FSR-004 chain</w:t>
+            </w:r>
           </w:p>
         </w:tc>
       </w:tr>
@@ -705,6 +709,140 @@
               <w:jc w:val="left"/>
             </w:pPr>
             <w:r>
+              <w:t xml:space="preserve">4</w:t>
+            </w:r>
+          </w:p>
+        </w:tc>
+        <w:tc>
+          <w:tcPr/>
+          <w:p>
+            <w:pPr>
+              <w:pStyle w:val="Compact"/>
+              <w:jc w:val="left"/>
+            </w:pPr>
+            <w:r>
+              <w:t xml:space="preserve">synthetic adds HSI spec</w:t>
+            </w:r>
+          </w:p>
+        </w:tc>
+      </w:tr>
+      <w:tr>
+        <w:tc>
+          <w:tcPr/>
+          <w:p>
+            <w:pPr>
+              <w:pStyle w:val="Compact"/>
+              <w:jc w:val="left"/>
+            </w:pPr>
+            <w:r>
+              <w:t xml:space="preserve">Safety analysis (FMEA/FTA/DFA/FFI)</w:t>
+            </w:r>
+          </w:p>
+        </w:tc>
+        <w:tc>
+          <w:tcPr/>
+          <w:p>
+            <w:pPr>
+              <w:pStyle w:val="Compact"/>
+              <w:jc w:val="left"/>
+            </w:pPr>
+            <w:r>
+              <w:t xml:space="preserve">0</w:t>
+            </w:r>
+          </w:p>
+        </w:tc>
+        <w:tc>
+          <w:tcPr/>
+          <w:p>
+            <w:pPr>
+              <w:pStyle w:val="Compact"/>
+              <w:jc w:val="left"/>
+            </w:pPr>
+            <w:r>
+              <w:t xml:space="preserve">4</w:t>
+            </w:r>
+          </w:p>
+        </w:tc>
+        <w:tc>
+          <w:tcPr/>
+          <w:p>
+            <w:pPr>
+              <w:pStyle w:val="Compact"/>
+            </w:pPr>
+          </w:p>
+        </w:tc>
+      </w:tr>
+      <w:tr>
+        <w:tc>
+          <w:tcPr/>
+          <w:p>
+            <w:pPr>
+              <w:pStyle w:val="Compact"/>
+              <w:jc w:val="left"/>
+            </w:pPr>
+            <w:r>
+              <w:t xml:space="preserve">Safety case</w:t>
+            </w:r>
+          </w:p>
+        </w:tc>
+        <w:tc>
+          <w:tcPr/>
+          <w:p>
+            <w:pPr>
+              <w:pStyle w:val="Compact"/>
+              <w:jc w:val="left"/>
+            </w:pPr>
+            <w:r>
+              <w:t xml:space="preserve">0</w:t>
+            </w:r>
+          </w:p>
+        </w:tc>
+        <w:tc>
+          <w:tcPr/>
+          <w:p>
+            <w:pPr>
+              <w:pStyle w:val="Compact"/>
+              <w:jc w:val="left"/>
+            </w:pPr>
+            <w:r>
+              <w:t xml:space="preserve">1</w:t>
+            </w:r>
+          </w:p>
+        </w:tc>
+        <w:tc>
+          <w:tcPr/>
+          <w:p>
+            <w:pPr>
+              <w:pStyle w:val="Compact"/>
+              <w:jc w:val="left"/>
+            </w:pPr>
+            <w:r>
+              <w:t xml:space="preserve">skeleton</w:t>
+            </w:r>
+          </w:p>
+        </w:tc>
+      </w:tr>
+      <w:tr>
+        <w:tc>
+          <w:tcPr/>
+          <w:p>
+            <w:pPr>
+              <w:pStyle w:val="Compact"/>
+              <w:jc w:val="left"/>
+            </w:pPr>
+            <w:r>
+              <w:t xml:space="preserve">Test measure (TMS)</w:t>
+            </w:r>
+          </w:p>
+        </w:tc>
+        <w:tc>
+          <w:tcPr/>
+          <w:p>
+            <w:pPr>
+              <w:pStyle w:val="Compact"/>
+              <w:jc w:val="left"/>
+            </w:pPr>
+            <w:r>
               <w:t xml:space="preserve">5</w:t>
             </w:r>
           </w:p>
@@ -714,20 +852,98 @@
           <w:p>
             <w:pPr>
               <w:pStyle w:val="Compact"/>
-            </w:pPr>
-          </w:p>
-        </w:tc>
-      </w:tr>
-      <w:tr>
-        <w:tc>
-          <w:tcPr/>
-          <w:p>
-            <w:pPr>
-              <w:pStyle w:val="Compact"/>
-              <w:jc w:val="left"/>
-            </w:pPr>
-            <w:r>
-              <w:t xml:space="preserve">Safety analysis (FMEA/FTA/DFA/FFI)</w:t>
+              <w:jc w:val="left"/>
+            </w:pPr>
+            <w:r>
+              <w:t xml:space="preserve">6</w:t>
+            </w:r>
+          </w:p>
+        </w:tc>
+        <w:tc>
+          <w:tcPr/>
+          <w:p>
+            <w:pPr>
+              <w:pStyle w:val="Compact"/>
+              <w:jc w:val="left"/>
+            </w:pPr>
+            <w:r>
+              <w:t xml:space="preserve">as_is grounded in real unit tests; synthetic mirrors</w:t>
+            </w:r>
+          </w:p>
+        </w:tc>
+      </w:tr>
+      <w:tr>
+        <w:tc>
+          <w:tcPr/>
+          <w:p>
+            <w:pPr>
+              <w:pStyle w:val="Compact"/>
+              <w:jc w:val="left"/>
+            </w:pPr>
+            <w:r>
+              <w:t xml:space="preserve">Execution (EXE)</w:t>
+            </w:r>
+          </w:p>
+        </w:tc>
+        <w:tc>
+          <w:tcPr/>
+          <w:p>
+            <w:pPr>
+              <w:pStyle w:val="Compact"/>
+              <w:jc w:val="left"/>
+            </w:pPr>
+            <w:r>
+              <w:t xml:space="preserve">1</w:t>
+            </w:r>
+          </w:p>
+        </w:tc>
+        <w:tc>
+          <w:tcPr/>
+          <w:p>
+            <w:pPr>
+              <w:pStyle w:val="Compact"/>
+              <w:jc w:val="left"/>
+            </w:pPr>
+            <w:r>
+              <w:t xml:space="preserve">6</w:t>
+            </w:r>
+          </w:p>
+        </w:tc>
+        <w:tc>
+          <w:tcPr/>
+          <w:p>
+            <w:pPr>
+              <w:pStyle w:val="Compact"/>
+              <w:jc w:val="left"/>
+            </w:pPr>
+            <w:r>
+              <w:t xml:space="preserve">as_is: actual_host_run; synthetic: synthetic_fixture</w:t>
+            </w:r>
+          </w:p>
+        </w:tc>
+      </w:tr>
+      <w:tr>
+        <w:tc>
+          <w:tcPr/>
+          <w:p>
+            <w:pPr>
+              <w:pStyle w:val="Compact"/>
+              <w:jc w:val="left"/>
+            </w:pPr>
+            <w:r>
+              <w:t xml:space="preserve">Review (REV)</w:t>
+            </w:r>
+          </w:p>
+        </w:tc>
+        <w:tc>
+          <w:tcPr/>
+          <w:p>
+            <w:pPr>
+              <w:pStyle w:val="Compact"/>
+              <w:jc w:val="left"/>
+            </w:pPr>
+            <w:r>
+              <w:t xml:space="preserve">1</w:t>
             </w:r>
           </w:p>
         </w:tc>
@@ -751,29 +967,21 @@
               <w:jc w:val="left"/>
             </w:pPr>
             <w:r>
-              <w:t xml:space="preserve">4</w:t>
-            </w:r>
-          </w:p>
-        </w:tc>
-        <w:tc>
-          <w:tcPr/>
-          <w:p>
-            <w:pPr>
-              <w:pStyle w:val="Compact"/>
-            </w:pPr>
-          </w:p>
-        </w:tc>
-      </w:tr>
-      <w:tr>
-        <w:tc>
-          <w:tcPr/>
-          <w:p>
-            <w:pPr>
-              <w:pStyle w:val="Compact"/>
-              <w:jc w:val="left"/>
-            </w:pPr>
-            <w:r>
-              <w:t xml:space="preserve">Safety case</w:t>
+              <w:t xml:space="preserve">shared record covers both profiles’ vertical slice</w:t>
+            </w:r>
+          </w:p>
+        </w:tc>
+      </w:tr>
+      <w:tr>
+        <w:tc>
+          <w:tcPr/>
+          <w:p>
+            <w:pPr>
+              <w:pStyle w:val="Compact"/>
+              <w:jc w:val="left"/>
+            </w:pPr>
+            <w:r>
+              <w:t xml:space="preserve">Scenario (mutations + change lifecycles)</w:t>
             </w:r>
           </w:p>
         </w:tc>
@@ -797,190 +1005,6 @@
               <w:jc w:val="left"/>
             </w:pPr>
             <w:r>
-              <w:t xml:space="preserve">1</w:t>
-            </w:r>
-          </w:p>
-        </w:tc>
-        <w:tc>
-          <w:tcPr/>
-          <w:p>
-            <w:pPr>
-              <w:pStyle w:val="Compact"/>
-            </w:pPr>
-          </w:p>
-        </w:tc>
-      </w:tr>
-      <w:tr>
-        <w:tc>
-          <w:tcPr/>
-          <w:p>
-            <w:pPr>
-              <w:pStyle w:val="Compact"/>
-              <w:jc w:val="left"/>
-            </w:pPr>
-            <w:r>
-              <w:t xml:space="preserve">Test measure (TMS)</w:t>
-            </w:r>
-          </w:p>
-        </w:tc>
-        <w:tc>
-          <w:tcPr/>
-          <w:p>
-            <w:pPr>
-              <w:pStyle w:val="Compact"/>
-              <w:jc w:val="left"/>
-            </w:pPr>
-            <w:r>
-              <w:t xml:space="preserve">2</w:t>
-            </w:r>
-          </w:p>
-        </w:tc>
-        <w:tc>
-          <w:tcPr/>
-          <w:p>
-            <w:pPr>
-              <w:pStyle w:val="Compact"/>
-              <w:jc w:val="left"/>
-            </w:pPr>
-            <w:r>
-              <w:t xml:space="preserve">0</w:t>
-            </w:r>
-          </w:p>
-        </w:tc>
-        <w:tc>
-          <w:tcPr/>
-          <w:p>
-            <w:pPr>
-              <w:pStyle w:val="Compact"/>
-            </w:pPr>
-          </w:p>
-        </w:tc>
-      </w:tr>
-      <w:tr>
-        <w:tc>
-          <w:tcPr/>
-          <w:p>
-            <w:pPr>
-              <w:pStyle w:val="Compact"/>
-              <w:jc w:val="left"/>
-            </w:pPr>
-            <w:r>
-              <w:t xml:space="preserve">Execution (EXE)</w:t>
-            </w:r>
-          </w:p>
-        </w:tc>
-        <w:tc>
-          <w:tcPr/>
-          <w:p>
-            <w:pPr>
-              <w:pStyle w:val="Compact"/>
-              <w:jc w:val="left"/>
-            </w:pPr>
-            <w:r>
-              <w:t xml:space="preserve">1</w:t>
-            </w:r>
-          </w:p>
-        </w:tc>
-        <w:tc>
-          <w:tcPr/>
-          <w:p>
-            <w:pPr>
-              <w:pStyle w:val="Compact"/>
-              <w:jc w:val="left"/>
-            </w:pPr>
-            <w:r>
-              <w:t xml:space="preserve">0</w:t>
-            </w:r>
-          </w:p>
-        </w:tc>
-        <w:tc>
-          <w:tcPr/>
-          <w:p>
-            <w:pPr>
-              <w:pStyle w:val="Compact"/>
-            </w:pPr>
-          </w:p>
-        </w:tc>
-      </w:tr>
-      <w:tr>
-        <w:tc>
-          <w:tcPr/>
-          <w:p>
-            <w:pPr>
-              <w:pStyle w:val="Compact"/>
-              <w:jc w:val="left"/>
-            </w:pPr>
-            <w:r>
-              <w:t xml:space="preserve">Review (REV)</w:t>
-            </w:r>
-          </w:p>
-        </w:tc>
-        <w:tc>
-          <w:tcPr/>
-          <w:p>
-            <w:pPr>
-              <w:pStyle w:val="Compact"/>
-              <w:jc w:val="left"/>
-            </w:pPr>
-            <w:r>
-              <w:t xml:space="preserve">1</w:t>
-            </w:r>
-          </w:p>
-        </w:tc>
-        <w:tc>
-          <w:tcPr/>
-          <w:p>
-            <w:pPr>
-              <w:pStyle w:val="Compact"/>
-              <w:jc w:val="left"/>
-            </w:pPr>
-            <w:r>
-              <w:t xml:space="preserve">0</w:t>
-            </w:r>
-          </w:p>
-        </w:tc>
-        <w:tc>
-          <w:tcPr/>
-          <w:p>
-            <w:pPr>
-              <w:pStyle w:val="Compact"/>
-            </w:pPr>
-          </w:p>
-        </w:tc>
-      </w:tr>
-      <w:tr>
-        <w:tc>
-          <w:tcPr/>
-          <w:p>
-            <w:pPr>
-              <w:pStyle w:val="Compact"/>
-              <w:jc w:val="left"/>
-            </w:pPr>
-            <w:r>
-              <w:t xml:space="preserve">Scenario (mutations + change lifecycles)</w:t>
-            </w:r>
-          </w:p>
-        </w:tc>
-        <w:tc>
-          <w:tcPr/>
-          <w:p>
-            <w:pPr>
-              <w:pStyle w:val="Compact"/>
-              <w:jc w:val="left"/>
-            </w:pPr>
-            <w:r>
-              <w:t xml:space="preserve">0</w:t>
-            </w:r>
-          </w:p>
-        </w:tc>
-        <w:tc>
-          <w:tcPr/>
-          <w:p>
-            <w:pPr>
-              <w:pStyle w:val="Compact"/>
-              <w:jc w:val="left"/>
-            </w:pPr>
-            <w:r>
               <w:t xml:space="preserve">23</w:t>
             </w:r>
           </w:p>
@@ -990,7 +1014,11 @@
           <w:p>
             <w:pPr>
               <w:pStyle w:val="Compact"/>
-            </w:pPr>
+              <w:jc w:val="left"/>
+            </w:pPr>
+            <w:r>
+              <w:t xml:space="preserve">20 mutations + 3 changes (+ 2 corpus MUT artifacts)</w:t>
+            </w:r>
           </w:p>
         </w:tc>
       </w:tr>
@@ -1019,19 +1047,19 @@
               <w:jc w:val="left"/>
             </w:pPr>
             <w:r>
-              <w:t xml:space="preserve">20</w:t>
-            </w:r>
-          </w:p>
-        </w:tc>
-        <w:tc>
-          <w:tcPr/>
-          <w:p>
-            <w:pPr>
-              <w:pStyle w:val="Compact"/>
-              <w:jc w:val="left"/>
-            </w:pPr>
-            <w:r>
-              <w:t xml:space="preserve">14</w:t>
+              <w:t xml:space="preserve">25</w:t>
+            </w:r>
+          </w:p>
+        </w:tc>
+        <w:tc>
+          <w:tcPr/>
+          <w:p>
+            <w:pPr>
+              <w:pStyle w:val="Compact"/>
+              <w:jc w:val="left"/>
+            </w:pPr>
+            <w:r>
+              <w:t xml:space="preserve">31</w:t>
             </w:r>
           </w:p>
         </w:tc>
@@ -1073,19 +1101,19 @@
               <w:jc w:val="left"/>
             </w:pPr>
             <w:r>
-              <w:t xml:space="preserve">42 shared</w:t>
-            </w:r>
-          </w:p>
-        </w:tc>
-        <w:tc>
-          <w:tcPr/>
-          <w:p>
-            <w:pPr>
-              <w:pStyle w:val="Compact"/>
-              <w:jc w:val="left"/>
-            </w:pPr>
-            <w:r>
-              <w:t xml:space="preserve">42 shared</w:t>
+              <w:t xml:space="preserve">43 shared</w:t>
+            </w:r>
+          </w:p>
+        </w:tc>
+        <w:tc>
+          <w:tcPr/>
+          <w:p>
+            <w:pPr>
+              <w:pStyle w:val="Compact"/>
+              <w:jc w:val="left"/>
+            </w:pPr>
+            <w:r>
+              <w:t xml:space="preserve">43 shared</w:t>
             </w:r>
           </w:p>
         </w:tc>
@@ -5086,7 +5114,22 @@
               <w:jc w:val="left"/>
             </w:pPr>
             <w:r>
-              <w:t xml:space="preserve">TST: ?</w:t>
+              <w:t xml:space="preserve">TST:</w:t>
+            </w:r>
+            <w:r>
+              <w:t xml:space="preserve"> </w:t>
+            </w:r>
+            <w:r>
+              <w:rPr>
+                <w:rStyle w:val="VerbatimChar"/>
+              </w:rPr>
+              <w:t xml:space="preserve">FB2-SRC-TST-000001</w:t>
+            </w:r>
+            <w:r>
+              <w:t xml:space="preserve"> </w:t>
+            </w:r>
+            <w:r>
+              <w:t xml:space="preserve">(test_soa.c)</w:t>
             </w:r>
           </w:p>
         </w:tc>
@@ -5139,7 +5182,226 @@
               <w:jc w:val="left"/>
             </w:pPr>
             <w:r>
-              <w:t xml:space="preserve">TST: ?</w:t>
+              <w:t xml:space="preserve">TST:</w:t>
+            </w:r>
+            <w:r>
+              <w:t xml:space="preserve"> </w:t>
+            </w:r>
+            <w:r>
+              <w:rPr>
+                <w:rStyle w:val="VerbatimChar"/>
+              </w:rPr>
+              <w:t xml:space="preserve">FB2-SRC-TST-000002</w:t>
+            </w:r>
+            <w:r>
+              <w:t xml:space="preserve"> </w:t>
+            </w:r>
+            <w:r>
+              <w:t xml:space="preserve">(test_contactor.c)</w:t>
+            </w:r>
+          </w:p>
+        </w:tc>
+      </w:tr>
+      <w:tr>
+        <w:tc>
+          <w:tcPr/>
+          <w:p>
+            <w:pPr>
+              <w:pStyle w:val="Compact"/>
+              <w:jc w:val="left"/>
+            </w:pPr>
+            <w:r>
+              <w:t xml:space="preserve">Test measure</w:t>
+            </w:r>
+          </w:p>
+        </w:tc>
+        <w:tc>
+          <w:tcPr/>
+          <w:p>
+            <w:pPr>
+              <w:pStyle w:val="Compact"/>
+              <w:jc w:val="left"/>
+            </w:pPr>
+            <w:r>
+              <w:rPr>
+                <w:rStyle w:val="VerbatimChar"/>
+              </w:rPr>
+              <w:t xml:space="preserve">FB2-VER-TMS-000003</w:t>
+            </w:r>
+          </w:p>
+        </w:tc>
+        <w:tc>
+          <w:tcPr/>
+          <w:p>
+            <w:pPr>
+              <w:pStyle w:val="Compact"/>
+              <w:jc w:val="left"/>
+            </w:pPr>
+            <w:r>
+              <w:t xml:space="preserve">Test: AFE Cell Voltage Plausibility Checks</w:t>
+            </w:r>
+          </w:p>
+        </w:tc>
+        <w:tc>
+          <w:tcPr/>
+          <w:p>
+            <w:pPr>
+              <w:pStyle w:val="Compact"/>
+              <w:jc w:val="left"/>
+            </w:pPr>
+            <w:r>
+              <w:t xml:space="preserve">TST:</w:t>
+            </w:r>
+            <w:r>
+              <w:t xml:space="preserve"> </w:t>
+            </w:r>
+            <w:r>
+              <w:rPr>
+                <w:rStyle w:val="VerbatimChar"/>
+              </w:rPr>
+              <w:t xml:space="preserve">FB2-SRC-TST-000006</w:t>
+            </w:r>
+            <w:r>
+              <w:t xml:space="preserve"> </w:t>
+            </w:r>
+            <w:r>
+              <w:t xml:space="preserve">(test_afe_plausibility.c)</w:t>
+            </w:r>
+          </w:p>
+        </w:tc>
+      </w:tr>
+      <w:tr>
+        <w:tc>
+          <w:tcPr/>
+          <w:p>
+            <w:pPr>
+              <w:pStyle w:val="Compact"/>
+              <w:jc w:val="left"/>
+            </w:pPr>
+            <w:r>
+              <w:t xml:space="preserve">Test measure</w:t>
+            </w:r>
+          </w:p>
+        </w:tc>
+        <w:tc>
+          <w:tcPr/>
+          <w:p>
+            <w:pPr>
+              <w:pStyle w:val="Compact"/>
+              <w:jc w:val="left"/>
+            </w:pPr>
+            <w:r>
+              <w:rPr>
+                <w:rStyle w:val="VerbatimChar"/>
+              </w:rPr>
+              <w:t xml:space="preserve">FB2-VER-TMS-000004</w:t>
+            </w:r>
+          </w:p>
+        </w:tc>
+        <w:tc>
+          <w:tcPr/>
+          <w:p>
+            <w:pPr>
+              <w:pStyle w:val="Compact"/>
+              <w:jc w:val="left"/>
+            </w:pPr>
+            <w:r>
+              <w:t xml:space="preserve">Test: LTC6813-1 AFE Driver Communication and Measurement</w:t>
+            </w:r>
+          </w:p>
+        </w:tc>
+        <w:tc>
+          <w:tcPr/>
+          <w:p>
+            <w:pPr>
+              <w:pStyle w:val="Compact"/>
+              <w:jc w:val="left"/>
+            </w:pPr>
+            <w:r>
+              <w:t xml:space="preserve">TST:</w:t>
+            </w:r>
+            <w:r>
+              <w:t xml:space="preserve"> </w:t>
+            </w:r>
+            <w:r>
+              <w:rPr>
+                <w:rStyle w:val="VerbatimChar"/>
+              </w:rPr>
+              <w:t xml:space="preserve">FB2-SRC-TST-000003</w:t>
+            </w:r>
+            <w:r>
+              <w:t xml:space="preserve"> </w:t>
+            </w:r>
+            <w:r>
+              <w:t xml:space="preserve">(test_ltc_6813-1.c)</w:t>
+            </w:r>
+          </w:p>
+        </w:tc>
+      </w:tr>
+      <w:tr>
+        <w:tc>
+          <w:tcPr/>
+          <w:p>
+            <w:pPr>
+              <w:pStyle w:val="Compact"/>
+              <w:jc w:val="left"/>
+            </w:pPr>
+            <w:r>
+              <w:t xml:space="preserve">Test measure</w:t>
+            </w:r>
+          </w:p>
+        </w:tc>
+        <w:tc>
+          <w:tcPr/>
+          <w:p>
+            <w:pPr>
+              <w:pStyle w:val="Compact"/>
+              <w:jc w:val="left"/>
+            </w:pPr>
+            <w:r>
+              <w:rPr>
+                <w:rStyle w:val="VerbatimChar"/>
+              </w:rPr>
+              <w:t xml:space="preserve">FB2-VER-TMS-000005</w:t>
+            </w:r>
+          </w:p>
+        </w:tc>
+        <w:tc>
+          <w:tcPr/>
+          <w:p>
+            <w:pPr>
+              <w:pStyle w:val="Compact"/>
+              <w:jc w:val="left"/>
+            </w:pPr>
+            <w:r>
+              <w:t xml:space="preserve">Test: Contactor Driver Configuration and Control</w:t>
+            </w:r>
+          </w:p>
+        </w:tc>
+        <w:tc>
+          <w:tcPr/>
+          <w:p>
+            <w:pPr>
+              <w:pStyle w:val="Compact"/>
+              <w:jc w:val="left"/>
+            </w:pPr>
+            <w:r>
+              <w:t xml:space="preserve">TST:</w:t>
+            </w:r>
+            <w:r>
+              <w:t xml:space="preserve"> </w:t>
+            </w:r>
+            <w:r>
+              <w:rPr>
+                <w:rStyle w:val="VerbatimChar"/>
+              </w:rPr>
+              <w:t xml:space="preserve">FB2-SRC-TST-000002</w:t>
+            </w:r>
+            <w:r>
+              <w:t xml:space="preserve"> </w:t>
+            </w:r>
+            <w:r>
+              <w:t xml:space="preserve">(test_contactor.c)</w:t>
             </w:r>
           </w:p>
         </w:tc>
@@ -5192,20 +5454,35 @@
               <w:jc w:val="left"/>
             </w:pPr>
             <w:r>
-              <w:t xml:space="preserve">TST: ?</w:t>
+              <w:t xml:space="preserve">TST:</w:t>
+            </w:r>
+            <w:r>
+              <w:t xml:space="preserve"> </w:t>
+            </w:r>
+            <w:r>
+              <w:rPr>
+                <w:rStyle w:val="VerbatimChar"/>
+              </w:rPr>
+              <w:t xml:space="preserve">FB2-SRC-TST-000001</w:t>
+            </w:r>
+            <w:r>
+              <w:t xml:space="preserve"> </w:t>
+            </w:r>
+            <w:r>
+              <w:t xml:space="preserve">(test_soa.c)</w:t>
             </w:r>
           </w:p>
         </w:tc>
       </w:tr>
     </w:tbl>
     <w:bookmarkEnd w:id="28"/>
-    <w:bookmarkStart w:id="29" w:name="as_is-link-registry-all-20-links"/>
+    <w:bookmarkStart w:id="29" w:name="as_is-link-registry-all-25-links"/>
     <w:p>
       <w:pPr>
         <w:pStyle w:val="Heading3"/>
       </w:pPr>
       <w:r>
-        <w:t xml:space="preserve">4.2 as_is link registry (all 20 links)</w:t>
+        <w:t xml:space="preserve">4.2 as_is link registry (all 25 links)</w:t>
       </w:r>
     </w:p>
     <w:tbl>
@@ -6768,10 +7045,380 @@
           </w:p>
         </w:tc>
       </w:tr>
+      <w:tr>
+        <w:tc>
+          <w:tcPr/>
+          <w:p>
+            <w:pPr>
+              <w:pStyle w:val="Compact"/>
+              <w:jc w:val="left"/>
+            </w:pPr>
+            <w:r>
+              <w:rPr>
+                <w:rStyle w:val="VerbatimChar"/>
+              </w:rPr>
+              <w:t xml:space="preserve">FB2-LNK-SAF-000021</w:t>
+            </w:r>
+          </w:p>
+        </w:tc>
+        <w:tc>
+          <w:tcPr/>
+          <w:p>
+            <w:pPr>
+              <w:pStyle w:val="Compact"/>
+              <w:jc w:val="left"/>
+            </w:pPr>
+            <w:r>
+              <w:rPr>
+                <w:rStyle w:val="VerbatimChar"/>
+              </w:rPr>
+              <w:t xml:space="preserve">FB2-VER-TMS-000003</w:t>
+            </w:r>
+          </w:p>
+        </w:tc>
+        <w:tc>
+          <w:tcPr/>
+          <w:p>
+            <w:pPr>
+              <w:pStyle w:val="Compact"/>
+              <w:jc w:val="left"/>
+            </w:pPr>
+            <w:r>
+              <w:rPr>
+                <w:rStyle w:val="VerbatimChar"/>
+              </w:rPr>
+              <w:t xml:space="preserve">verifies</w:t>
+            </w:r>
+          </w:p>
+        </w:tc>
+        <w:tc>
+          <w:tcPr/>
+          <w:p>
+            <w:pPr>
+              <w:pStyle w:val="Compact"/>
+              <w:jc w:val="left"/>
+            </w:pPr>
+            <w:r>
+              <w:rPr>
+                <w:rStyle w:val="VerbatimChar"/>
+              </w:rPr>
+              <w:t xml:space="preserve">FB2-SAF-FSR-000001</w:t>
+            </w:r>
+          </w:p>
+        </w:tc>
+        <w:tc>
+          <w:tcPr/>
+          <w:p>
+            <w:pPr>
+              <w:pStyle w:val="Compact"/>
+              <w:jc w:val="left"/>
+            </w:pPr>
+            <w:r>
+              <w:t xml:space="preserve">Test measure verifies cell voltage FSR</w:t>
+            </w:r>
+          </w:p>
+        </w:tc>
+      </w:tr>
+      <w:tr>
+        <w:tc>
+          <w:tcPr/>
+          <w:p>
+            <w:pPr>
+              <w:pStyle w:val="Compact"/>
+              <w:jc w:val="left"/>
+            </w:pPr>
+            <w:r>
+              <w:rPr>
+                <w:rStyle w:val="VerbatimChar"/>
+              </w:rPr>
+              <w:t xml:space="preserve">FB2-LNK-SAF-000022</w:t>
+            </w:r>
+          </w:p>
+        </w:tc>
+        <w:tc>
+          <w:tcPr/>
+          <w:p>
+            <w:pPr>
+              <w:pStyle w:val="Compact"/>
+              <w:jc w:val="left"/>
+            </w:pPr>
+            <w:r>
+              <w:rPr>
+                <w:rStyle w:val="VerbatimChar"/>
+              </w:rPr>
+              <w:t xml:space="preserve">FB2-VER-TMS-000003</w:t>
+            </w:r>
+          </w:p>
+        </w:tc>
+        <w:tc>
+          <w:tcPr/>
+          <w:p>
+            <w:pPr>
+              <w:pStyle w:val="Compact"/>
+              <w:jc w:val="left"/>
+            </w:pPr>
+            <w:r>
+              <w:rPr>
+                <w:rStyle w:val="VerbatimChar"/>
+              </w:rPr>
+              <w:t xml:space="preserve">verifies</w:t>
+            </w:r>
+          </w:p>
+        </w:tc>
+        <w:tc>
+          <w:tcPr/>
+          <w:p>
+            <w:pPr>
+              <w:pStyle w:val="Compact"/>
+              <w:jc w:val="left"/>
+            </w:pPr>
+            <w:r>
+              <w:rPr>
+                <w:rStyle w:val="VerbatimChar"/>
+              </w:rPr>
+              <w:t xml:space="preserve">FB2-SW-SWR-000001</w:t>
+            </w:r>
+          </w:p>
+        </w:tc>
+        <w:tc>
+          <w:tcPr/>
+          <w:p>
+            <w:pPr>
+              <w:pStyle w:val="Compact"/>
+              <w:jc w:val="left"/>
+            </w:pPr>
+            <w:r>
+              <w:t xml:space="preserve">Test measure verifies AFE SWR</w:t>
+            </w:r>
+          </w:p>
+        </w:tc>
+      </w:tr>
+      <w:tr>
+        <w:tc>
+          <w:tcPr/>
+          <w:p>
+            <w:pPr>
+              <w:pStyle w:val="Compact"/>
+              <w:jc w:val="left"/>
+            </w:pPr>
+            <w:r>
+              <w:rPr>
+                <w:rStyle w:val="VerbatimChar"/>
+              </w:rPr>
+              <w:t xml:space="preserve">FB2-LNK-SAF-000023</w:t>
+            </w:r>
+          </w:p>
+        </w:tc>
+        <w:tc>
+          <w:tcPr/>
+          <w:p>
+            <w:pPr>
+              <w:pStyle w:val="Compact"/>
+              <w:jc w:val="left"/>
+            </w:pPr>
+            <w:r>
+              <w:rPr>
+                <w:rStyle w:val="VerbatimChar"/>
+              </w:rPr>
+              <w:t xml:space="preserve">FB2-VER-TMS-000004</w:t>
+            </w:r>
+          </w:p>
+        </w:tc>
+        <w:tc>
+          <w:tcPr/>
+          <w:p>
+            <w:pPr>
+              <w:pStyle w:val="Compact"/>
+              <w:jc w:val="left"/>
+            </w:pPr>
+            <w:r>
+              <w:rPr>
+                <w:rStyle w:val="VerbatimChar"/>
+              </w:rPr>
+              <w:t xml:space="preserve">verifies</w:t>
+            </w:r>
+          </w:p>
+        </w:tc>
+        <w:tc>
+          <w:tcPr/>
+          <w:p>
+            <w:pPr>
+              <w:pStyle w:val="Compact"/>
+              <w:jc w:val="left"/>
+            </w:pPr>
+            <w:r>
+              <w:rPr>
+                <w:rStyle w:val="VerbatimChar"/>
+              </w:rPr>
+              <w:t xml:space="preserve">FB2-HW-TSR-000001</w:t>
+            </w:r>
+          </w:p>
+        </w:tc>
+        <w:tc>
+          <w:tcPr/>
+          <w:p>
+            <w:pPr>
+              <w:pStyle w:val="Compact"/>
+              <w:jc w:val="left"/>
+            </w:pPr>
+            <w:r>
+              <w:t xml:space="preserve">Test measure verifies AFE measurement TSR</w:t>
+            </w:r>
+          </w:p>
+        </w:tc>
+      </w:tr>
+      <w:tr>
+        <w:tc>
+          <w:tcPr/>
+          <w:p>
+            <w:pPr>
+              <w:pStyle w:val="Compact"/>
+              <w:jc w:val="left"/>
+            </w:pPr>
+            <w:r>
+              <w:rPr>
+                <w:rStyle w:val="VerbatimChar"/>
+              </w:rPr>
+              <w:t xml:space="preserve">FB2-LNK-SAF-000024</w:t>
+            </w:r>
+          </w:p>
+        </w:tc>
+        <w:tc>
+          <w:tcPr/>
+          <w:p>
+            <w:pPr>
+              <w:pStyle w:val="Compact"/>
+              <w:jc w:val="left"/>
+            </w:pPr>
+            <w:r>
+              <w:rPr>
+                <w:rStyle w:val="VerbatimChar"/>
+              </w:rPr>
+              <w:t xml:space="preserve">FB2-VER-TMS-000004</w:t>
+            </w:r>
+          </w:p>
+        </w:tc>
+        <w:tc>
+          <w:tcPr/>
+          <w:p>
+            <w:pPr>
+              <w:pStyle w:val="Compact"/>
+              <w:jc w:val="left"/>
+            </w:pPr>
+            <w:r>
+              <w:rPr>
+                <w:rStyle w:val="VerbatimChar"/>
+              </w:rPr>
+              <w:t xml:space="preserve">verifies</w:t>
+            </w:r>
+          </w:p>
+        </w:tc>
+        <w:tc>
+          <w:tcPr/>
+          <w:p>
+            <w:pPr>
+              <w:pStyle w:val="Compact"/>
+              <w:jc w:val="left"/>
+            </w:pPr>
+            <w:r>
+              <w:rPr>
+                <w:rStyle w:val="VerbatimChar"/>
+              </w:rPr>
+              <w:t xml:space="preserve">FB2-HW-TSR-000002</w:t>
+            </w:r>
+          </w:p>
+        </w:tc>
+        <w:tc>
+          <w:tcPr/>
+          <w:p>
+            <w:pPr>
+              <w:pStyle w:val="Compact"/>
+              <w:jc w:val="left"/>
+            </w:pPr>
+            <w:r>
+              <w:t xml:space="preserve">Test measure verifies AFE communication TSR</w:t>
+            </w:r>
+          </w:p>
+        </w:tc>
+      </w:tr>
+      <w:tr>
+        <w:tc>
+          <w:tcPr/>
+          <w:p>
+            <w:pPr>
+              <w:pStyle w:val="Compact"/>
+              <w:jc w:val="left"/>
+            </w:pPr>
+            <w:r>
+              <w:rPr>
+                <w:rStyle w:val="VerbatimChar"/>
+              </w:rPr>
+              <w:t xml:space="preserve">FB2-LNK-SAF-000025</w:t>
+            </w:r>
+          </w:p>
+        </w:tc>
+        <w:tc>
+          <w:tcPr/>
+          <w:p>
+            <w:pPr>
+              <w:pStyle w:val="Compact"/>
+              <w:jc w:val="left"/>
+            </w:pPr>
+            <w:r>
+              <w:rPr>
+                <w:rStyle w:val="VerbatimChar"/>
+              </w:rPr>
+              <w:t xml:space="preserve">FB2-VER-TMS-000005</w:t>
+            </w:r>
+          </w:p>
+        </w:tc>
+        <w:tc>
+          <w:tcPr/>
+          <w:p>
+            <w:pPr>
+              <w:pStyle w:val="Compact"/>
+              <w:jc w:val="left"/>
+            </w:pPr>
+            <w:r>
+              <w:rPr>
+                <w:rStyle w:val="VerbatimChar"/>
+              </w:rPr>
+              <w:t xml:space="preserve">verifies</w:t>
+            </w:r>
+          </w:p>
+        </w:tc>
+        <w:tc>
+          <w:tcPr/>
+          <w:p>
+            <w:pPr>
+              <w:pStyle w:val="Compact"/>
+              <w:jc w:val="left"/>
+            </w:pPr>
+            <w:r>
+              <w:rPr>
+                <w:rStyle w:val="VerbatimChar"/>
+              </w:rPr>
+              <w:t xml:space="preserve">FB2-HW-TSR-000003</w:t>
+            </w:r>
+          </w:p>
+        </w:tc>
+        <w:tc>
+          <w:tcPr/>
+          <w:p>
+            <w:pPr>
+              <w:pStyle w:val="Compact"/>
+              <w:jc w:val="left"/>
+            </w:pPr>
+            <w:r>
+              <w:t xml:space="preserve">Test measure verifies contactor driver TSR</w:t>
+            </w:r>
+          </w:p>
+        </w:tc>
+      </w:tr>
     </w:tbl>
     <w:bookmarkEnd w:id="29"/>
     <w:bookmarkEnd w:id="30"/>
-    <w:bookmarkStart w:id="35" w:name="verification-traceability"/>
+    <w:bookmarkStart w:id="36" w:name="verification-traceability"/>
     <w:p>
       <w:pPr>
         <w:pStyle w:val="Heading2"/>
@@ -6780,7 +7427,7 @@
         <w:t xml:space="preserve">5. Verification Traceability</w:t>
       </w:r>
     </w:p>
-    <w:bookmarkStart w:id="33" w:name="Xd8a9ee207fb9e134680d9eb1853e957b1e5f80f"/>
+    <w:bookmarkStart w:id="34" w:name="Xd8a9ee207fb9e134680d9eb1853e957b1e5f80f"/>
     <w:p>
       <w:pPr>
         <w:pStyle w:val="Heading3"/>
@@ -7487,8 +8134,371 @@
       </w:r>
     </w:p>
     <w:bookmarkEnd w:id="32"/>
+    <w:bookmarkStart w:id="33" w:name="Xd66fabae730c6cd8e7cdf5d949c27b3c3a0e97f"/>
+    <w:p>
+      <w:pPr>
+        <w:pStyle w:val="Heading4"/>
+      </w:pPr>
+      <w:r>
+        <w:t xml:space="preserve">Synthetic-reference test measures (TMS-001..006, all</w:t>
+      </w:r>
+      <w:r>
+        <w:t xml:space="preserve"> </w:t>
+      </w:r>
+      <w:r>
+        <w:rPr>
+          <w:rStyle w:val="VerbatimChar"/>
+        </w:rPr>
+        <w:t xml:space="preserve">synthetic_assumption</w:t>
+      </w:r>
+      <w:r>
+        <w:t xml:space="preserve"> </w:t>
+      </w:r>
+      <w:r>
+        <w:t xml:space="preserve">oracle)</w:t>
+      </w:r>
+    </w:p>
+    <w:p>
+      <w:pPr>
+        <w:pStyle w:val="FirstParagraph"/>
+      </w:pPr>
+      <w:r>
+        <w:t xml:space="preserve">Each synthetic TMS mirrors an as_is source-grounded measure (TMS-001..005) or defines</w:t>
+      </w:r>
+      <w:r>
+        <w:t xml:space="preserve"> </w:t>
+      </w:r>
+      <w:r>
+        <w:t xml:space="preserve">a new fault-injection measure (TMS-004, independent monitor — no upstream equivalent):</w:t>
+      </w:r>
+    </w:p>
+    <w:p>
+      <w:pPr>
+        <w:pStyle w:val="Compact"/>
+        <w:numPr>
+          <w:ilvl w:val="0"/>
+          <w:numId w:val="1007"/>
+        </w:numPr>
+      </w:pPr>
+      <w:r>
+        <w:rPr>
+          <w:b/>
+          <w:bCs/>
+        </w:rPr>
+        <w:t xml:space="preserve">TMS-003</w:t>
+      </w:r>
+      <w:r>
+        <w:t xml:space="preserve"> </w:t>
+      </w:r>
+      <w:r>
+        <w:t xml:space="preserve">(unit): AFE cell-voltage plausibility checks — verifies</w:t>
+      </w:r>
+      <w:r>
+        <w:t xml:space="preserve"> </w:t>
+      </w:r>
+      <w:r>
+        <w:rPr>
+          <w:rStyle w:val="VerbatimChar"/>
+        </w:rPr>
+        <w:t xml:space="preserve">FSR-001</w:t>
+      </w:r>
+      <w:r>
+        <w:t xml:space="preserve">,</w:t>
+      </w:r>
+      <w:r>
+        <w:t xml:space="preserve"> </w:t>
+      </w:r>
+      <w:r>
+        <w:rPr>
+          <w:rStyle w:val="VerbatimChar"/>
+        </w:rPr>
+        <w:t xml:space="preserve">SWR-001</w:t>
+      </w:r>
+      <w:r>
+        <w:t xml:space="preserve">,</w:t>
+      </w:r>
+      <w:r>
+        <w:t xml:space="preserve"> </w:t>
+      </w:r>
+      <w:r>
+        <w:rPr>
+          <w:rStyle w:val="VerbatimChar"/>
+        </w:rPr>
+        <w:t xml:space="preserve">TSR-001</w:t>
+      </w:r>
+      <w:r>
+        <w:t xml:space="preserve">; execution</w:t>
+      </w:r>
+      <w:r>
+        <w:t xml:space="preserve"> </w:t>
+      </w:r>
+      <w:r>
+        <w:rPr>
+          <w:rStyle w:val="VerbatimChar"/>
+        </w:rPr>
+        <w:t xml:space="preserve">EXE-003</w:t>
+      </w:r>
+      <w:r>
+        <w:t xml:space="preserve"> </w:t>
+      </w:r>
+      <w:r>
+        <w:t xml:space="preserve">(</w:t>
+      </w:r>
+      <w:r>
+        <w:rPr>
+          <w:rStyle w:val="VerbatimChar"/>
+        </w:rPr>
+        <w:t xml:space="preserve">synthetic_fixture</w:t>
+      </w:r>
+      <w:r>
+        <w:t xml:space="preserve">, PASS)</w:t>
+      </w:r>
+    </w:p>
+    <w:p>
+      <w:pPr>
+        <w:pStyle w:val="Compact"/>
+        <w:numPr>
+          <w:ilvl w:val="0"/>
+          <w:numId w:val="1007"/>
+        </w:numPr>
+      </w:pPr>
+      <w:r>
+        <w:rPr>
+          <w:b/>
+          <w:bCs/>
+        </w:rPr>
+        <w:t xml:space="preserve">TMS-004</w:t>
+      </w:r>
+      <w:r>
+        <w:t xml:space="preserve"> </w:t>
+      </w:r>
+      <w:r>
+        <w:t xml:space="preserve">(fault_injection): independent voltage monitor reaction — verifies</w:t>
+      </w:r>
+      <w:r>
+        <w:t xml:space="preserve"> </w:t>
+      </w:r>
+      <w:r>
+        <w:rPr>
+          <w:rStyle w:val="VerbatimChar"/>
+        </w:rPr>
+        <w:t xml:space="preserve">FSR-004</w:t>
+      </w:r>
+      <w:r>
+        <w:t xml:space="preserve">,</w:t>
+      </w:r>
+      <w:r>
+        <w:t xml:space="preserve"> </w:t>
+      </w:r>
+      <w:r>
+        <w:rPr>
+          <w:rStyle w:val="VerbatimChar"/>
+        </w:rPr>
+        <w:t xml:space="preserve">TSR-004</w:t>
+      </w:r>
+      <w:r>
+        <w:t xml:space="preserve">; execution</w:t>
+      </w:r>
+      <w:r>
+        <w:t xml:space="preserve"> </w:t>
+      </w:r>
+      <w:r>
+        <w:rPr>
+          <w:rStyle w:val="VerbatimChar"/>
+        </w:rPr>
+        <w:t xml:space="preserve">EXE-004</w:t>
+      </w:r>
+      <w:r>
+        <w:t xml:space="preserve"> </w:t>
+      </w:r>
+      <w:r>
+        <w:t xml:space="preserve">(</w:t>
+      </w:r>
+      <w:r>
+        <w:rPr>
+          <w:rStyle w:val="VerbatimChar"/>
+        </w:rPr>
+        <w:t xml:space="preserve">synthetic_fixture</w:t>
+      </w:r>
+      <w:r>
+        <w:t xml:space="preserve">, PASS)</w:t>
+      </w:r>
+    </w:p>
+    <w:p>
+      <w:pPr>
+        <w:pStyle w:val="Compact"/>
+        <w:numPr>
+          <w:ilvl w:val="0"/>
+          <w:numId w:val="1007"/>
+        </w:numPr>
+      </w:pPr>
+      <w:r>
+        <w:rPr>
+          <w:b/>
+          <w:bCs/>
+        </w:rPr>
+        <w:t xml:space="preserve">TMS-005</w:t>
+      </w:r>
+      <w:r>
+        <w:t xml:space="preserve"> </w:t>
+      </w:r>
+      <w:r>
+        <w:t xml:space="preserve">(robustness): AFE communication integrity (PEC corruption) — verifies</w:t>
+      </w:r>
+      <w:r>
+        <w:t xml:space="preserve"> </w:t>
+      </w:r>
+      <w:r>
+        <w:rPr>
+          <w:rStyle w:val="VerbatimChar"/>
+        </w:rPr>
+        <w:t xml:space="preserve">TSR-002</w:t>
+      </w:r>
+      <w:r>
+        <w:t xml:space="preserve">; execution</w:t>
+      </w:r>
+      <w:r>
+        <w:t xml:space="preserve"> </w:t>
+      </w:r>
+      <w:r>
+        <w:rPr>
+          <w:rStyle w:val="VerbatimChar"/>
+        </w:rPr>
+        <w:t xml:space="preserve">EXE-005</w:t>
+      </w:r>
+      <w:r>
+        <w:t xml:space="preserve"> </w:t>
+      </w:r>
+      <w:r>
+        <w:t xml:space="preserve">(</w:t>
+      </w:r>
+      <w:r>
+        <w:rPr>
+          <w:rStyle w:val="VerbatimChar"/>
+        </w:rPr>
+        <w:t xml:space="preserve">synthetic_fixture</w:t>
+      </w:r>
+      <w:r>
+        <w:t xml:space="preserve">, PASS)</w:t>
+      </w:r>
+    </w:p>
+    <w:p>
+      <w:pPr>
+        <w:pStyle w:val="Compact"/>
+        <w:numPr>
+          <w:ilvl w:val="0"/>
+          <w:numId w:val="1007"/>
+        </w:numPr>
+      </w:pPr>
+      <w:r>
+        <w:rPr>
+          <w:b/>
+          <w:bCs/>
+        </w:rPr>
+        <w:t xml:space="preserve">TMS-006</w:t>
+      </w:r>
+      <w:r>
+        <w:t xml:space="preserve"> </w:t>
+      </w:r>
+      <w:r>
+        <w:t xml:space="preserve">(unit): contactor driver configuration and control — verifies</w:t>
+      </w:r>
+      <w:r>
+        <w:t xml:space="preserve"> </w:t>
+      </w:r>
+      <w:r>
+        <w:rPr>
+          <w:rStyle w:val="VerbatimChar"/>
+        </w:rPr>
+        <w:t xml:space="preserve">TSR-003</w:t>
+      </w:r>
+      <w:r>
+        <w:t xml:space="preserve">; execution</w:t>
+      </w:r>
+      <w:r>
+        <w:t xml:space="preserve"> </w:t>
+      </w:r>
+      <w:r>
+        <w:rPr>
+          <w:rStyle w:val="VerbatimChar"/>
+        </w:rPr>
+        <w:t xml:space="preserve">EXE-006</w:t>
+      </w:r>
+      <w:r>
+        <w:t xml:space="preserve"> </w:t>
+      </w:r>
+      <w:r>
+        <w:t xml:space="preserve">(</w:t>
+      </w:r>
+      <w:r>
+        <w:rPr>
+          <w:rStyle w:val="VerbatimChar"/>
+        </w:rPr>
+        <w:t xml:space="preserve">synthetic_fixture</w:t>
+      </w:r>
+      <w:r>
+        <w:t xml:space="preserve">, PASS)</w:t>
+      </w:r>
+    </w:p>
+    <w:p>
+      <w:pPr>
+        <w:pStyle w:val="FirstParagraph"/>
+      </w:pPr>
+      <w:r>
+        <w:t xml:space="preserve">All synthetic executions carry</w:t>
+      </w:r>
+      <w:r>
+        <w:t xml:space="preserve"> </w:t>
+      </w:r>
+      <w:r>
+        <w:rPr>
+          <w:rStyle w:val="VerbatimChar"/>
+        </w:rPr>
+        <w:t xml:space="preserve">product_verification_credit=false</w:t>
+      </w:r>
+      <w:r>
+        <w:t xml:space="preserve">; they validate the</w:t>
+      </w:r>
+      <w:r>
+        <w:t xml:space="preserve"> </w:t>
+      </w:r>
+      <w:r>
+        <w:t xml:space="preserve">corpus traceability machinery, not the product.</w:t>
+      </w:r>
+      <w:r>
+        <w:t xml:space="preserve"> </w:t>
+      </w:r>
+      <w:r>
+        <w:rPr>
+          <w:rStyle w:val="VerbatimChar"/>
+        </w:rPr>
+        <w:t xml:space="preserve">result_of</w:t>
+      </w:r>
+      <w:r>
+        <w:t xml:space="preserve"> </w:t>
+      </w:r>
+      <w:r>
+        <w:t xml:space="preserve">links</w:t>
+      </w:r>
+      <w:r>
+        <w:t xml:space="preserve"> </w:t>
+      </w:r>
+      <w:r>
+        <w:rPr>
+          <w:rStyle w:val="VerbatimChar"/>
+        </w:rPr>
+        <w:t xml:space="preserve">FB2-LNK-SAF-000033..038</w:t>
+      </w:r>
+      <w:r>
+        <w:t xml:space="preserve"> </w:t>
+      </w:r>
+      <w:r>
+        <w:t xml:space="preserve">connect EXE-001..006 to their measures.</w:t>
+      </w:r>
+    </w:p>
     <w:bookmarkEnd w:id="33"/>
-    <w:bookmarkStart w:id="34" w:name="Xc3a292804180baa38c43d338835310bd5af387b"/>
+    <w:bookmarkEnd w:id="34"/>
+    <w:bookmarkStart w:id="35" w:name="Xc3a292804180baa38c43d338835310bd5af387b"/>
     <w:p>
       <w:pPr>
         <w:pStyle w:val="Heading3"/>
@@ -7588,10 +8598,87 @@
               <w:jc w:val="left"/>
             </w:pPr>
             <w:r>
+              <w:rPr>
+                <w:rStyle w:val="VerbatimChar"/>
+              </w:rPr>
+              <w:t xml:space="preserve">FB2-VER-TMS-000003</w:t>
+            </w:r>
+          </w:p>
+        </w:tc>
+        <w:tc>
+          <w:tcPr/>
+          <w:p>
+            <w:pPr>
+              <w:pStyle w:val="Compact"/>
+              <w:jc w:val="left"/>
+            </w:pPr>
+            <w:r>
+              <w:rPr>
+                <w:rStyle w:val="VerbatimChar"/>
+              </w:rPr>
+              <w:t xml:space="preserve">FB2-VER-TMS-000003</w:t>
+            </w:r>
+          </w:p>
+        </w:tc>
+        <w:tc>
+          <w:tcPr/>
+          <w:p>
+            <w:pPr>
+              <w:pStyle w:val="Compact"/>
+              <w:jc w:val="left"/>
+            </w:pPr>
+            <w:r>
               <w:t xml:space="preserve">—</w:t>
             </w:r>
           </w:p>
         </w:tc>
+      </w:tr>
+      <w:tr>
+        <w:tc>
+          <w:tcPr/>
+          <w:p>
+            <w:pPr>
+              <w:pStyle w:val="Compact"/>
+              <w:jc w:val="left"/>
+            </w:pPr>
+            <w:r>
+              <w:rPr>
+                <w:rStyle w:val="VerbatimChar"/>
+              </w:rPr>
+              <w:t xml:space="preserve">FB2-SAF-FSR-000002</w:t>
+            </w:r>
+          </w:p>
+        </w:tc>
+        <w:tc>
+          <w:tcPr/>
+          <w:p>
+            <w:pPr>
+              <w:pStyle w:val="Compact"/>
+              <w:jc w:val="left"/>
+            </w:pPr>
+            <w:r>
+              <w:rPr>
+                <w:rStyle w:val="VerbatimChar"/>
+              </w:rPr>
+              <w:t xml:space="preserve">FB2-VER-TMS-000001</w:t>
+            </w:r>
+          </w:p>
+        </w:tc>
+        <w:tc>
+          <w:tcPr/>
+          <w:p>
+            <w:pPr>
+              <w:pStyle w:val="Compact"/>
+              <w:jc w:val="left"/>
+            </w:pPr>
+            <w:r>
+              <w:rPr>
+                <w:rStyle w:val="VerbatimChar"/>
+              </w:rPr>
+              <w:t xml:space="preserve">FB2-VER-TMS-000001</w:t>
+            </w:r>
+          </w:p>
+        </w:tc>
         <w:tc>
           <w:tcPr/>
           <w:p>
@@ -7604,47 +8691,50 @@
             </w:r>
           </w:p>
         </w:tc>
-        <w:tc>
-          <w:tcPr/>
-          <w:p>
-            <w:pPr>
-              <w:pStyle w:val="Compact"/>
-              <w:jc w:val="left"/>
-            </w:pPr>
-            <w:r>
-              <w:t xml:space="preserve">Synthetic profile has no verification artifacts (documented gap)</w:t>
-            </w:r>
-          </w:p>
-        </w:tc>
-      </w:tr>
-      <w:tr>
-        <w:tc>
-          <w:tcPr/>
-          <w:p>
-            <w:pPr>
-              <w:pStyle w:val="Compact"/>
-              <w:jc w:val="left"/>
-            </w:pPr>
-            <w:r>
-              <w:rPr>
-                <w:rStyle w:val="VerbatimChar"/>
-              </w:rPr>
-              <w:t xml:space="preserve">FB2-SAF-FSR-000002</w:t>
-            </w:r>
-          </w:p>
-        </w:tc>
-        <w:tc>
-          <w:tcPr/>
-          <w:p>
-            <w:pPr>
-              <w:pStyle w:val="Compact"/>
-              <w:jc w:val="left"/>
-            </w:pPr>
-            <w:r>
-              <w:rPr>
-                <w:rStyle w:val="VerbatimChar"/>
-              </w:rPr>
-              <w:t xml:space="preserve">FB2-VER-TMS-000001</w:t>
+      </w:tr>
+      <w:tr>
+        <w:tc>
+          <w:tcPr/>
+          <w:p>
+            <w:pPr>
+              <w:pStyle w:val="Compact"/>
+              <w:jc w:val="left"/>
+            </w:pPr>
+            <w:r>
+              <w:rPr>
+                <w:rStyle w:val="VerbatimChar"/>
+              </w:rPr>
+              <w:t xml:space="preserve">FB2-SAF-FSR-000003</w:t>
+            </w:r>
+          </w:p>
+        </w:tc>
+        <w:tc>
+          <w:tcPr/>
+          <w:p>
+            <w:pPr>
+              <w:pStyle w:val="Compact"/>
+              <w:jc w:val="left"/>
+            </w:pPr>
+            <w:r>
+              <w:rPr>
+                <w:rStyle w:val="VerbatimChar"/>
+              </w:rPr>
+              <w:t xml:space="preserve">FB2-VER-TMS-000002</w:t>
+            </w:r>
+          </w:p>
+        </w:tc>
+        <w:tc>
+          <w:tcPr/>
+          <w:p>
+            <w:pPr>
+              <w:pStyle w:val="Compact"/>
+              <w:jc w:val="left"/>
+            </w:pPr>
+            <w:r>
+              <w:rPr>
+                <w:rStyle w:val="VerbatimChar"/>
+              </w:rPr>
+              <w:t xml:space="preserve">FB2-VER-TMS-000002</w:t>
             </w:r>
           </w:p>
         </w:tc>
@@ -7660,47 +8750,20 @@
             </w:r>
           </w:p>
         </w:tc>
-        <w:tc>
-          <w:tcPr/>
-          <w:p>
-            <w:pPr>
-              <w:pStyle w:val="Compact"/>
-              <w:jc w:val="left"/>
-            </w:pPr>
-            <w:r>
-              <w:t xml:space="preserve">Synthetic profile has no verification artifacts (documented gap)</w:t>
-            </w:r>
-          </w:p>
-        </w:tc>
-      </w:tr>
-      <w:tr>
-        <w:tc>
-          <w:tcPr/>
-          <w:p>
-            <w:pPr>
-              <w:pStyle w:val="Compact"/>
-              <w:jc w:val="left"/>
-            </w:pPr>
-            <w:r>
-              <w:rPr>
-                <w:rStyle w:val="VerbatimChar"/>
-              </w:rPr>
-              <w:t xml:space="preserve">FB2-SAF-FSR-000003</w:t>
-            </w:r>
-          </w:p>
-        </w:tc>
-        <w:tc>
-          <w:tcPr/>
-          <w:p>
-            <w:pPr>
-              <w:pStyle w:val="Compact"/>
-              <w:jc w:val="left"/>
-            </w:pPr>
-            <w:r>
-              <w:rPr>
-                <w:rStyle w:val="VerbatimChar"/>
-              </w:rPr>
-              <w:t xml:space="preserve">FB2-VER-TMS-000002</w:t>
+      </w:tr>
+      <w:tr>
+        <w:tc>
+          <w:tcPr/>
+          <w:p>
+            <w:pPr>
+              <w:pStyle w:val="Compact"/>
+              <w:jc w:val="left"/>
+            </w:pPr>
+            <w:r>
+              <w:rPr>
+                <w:rStyle w:val="VerbatimChar"/>
+              </w:rPr>
+              <w:t xml:space="preserve">FB2-SAF-FSR-000004</w:t>
             </w:r>
           </w:p>
         </w:tc>
@@ -7724,24 +8787,69 @@
               <w:jc w:val="left"/>
             </w:pPr>
             <w:r>
-              <w:t xml:space="preserve">Synthetic profile has no verification artifacts (documented gap)</w:t>
-            </w:r>
-          </w:p>
-        </w:tc>
-      </w:tr>
-      <w:tr>
-        <w:tc>
-          <w:tcPr/>
-          <w:p>
-            <w:pPr>
-              <w:pStyle w:val="Compact"/>
-              <w:jc w:val="left"/>
-            </w:pPr>
-            <w:r>
-              <w:rPr>
-                <w:rStyle w:val="VerbatimChar"/>
-              </w:rPr>
-              <w:t xml:space="preserve">FB2-SAF-FSR-000004</w:t>
+              <w:rPr>
+                <w:rStyle w:val="VerbatimChar"/>
+              </w:rPr>
+              <w:t xml:space="preserve">FB2-VER-TMS-000004</w:t>
+            </w:r>
+          </w:p>
+        </w:tc>
+        <w:tc>
+          <w:tcPr/>
+          <w:p>
+            <w:pPr>
+              <w:pStyle w:val="Compact"/>
+              <w:jc w:val="left"/>
+            </w:pPr>
+            <w:r>
+              <w:t xml:space="preserve">as_is: no independent-monitor test in upstream suite (documented gap)</w:t>
+            </w:r>
+          </w:p>
+        </w:tc>
+      </w:tr>
+      <w:tr>
+        <w:tc>
+          <w:tcPr/>
+          <w:p>
+            <w:pPr>
+              <w:pStyle w:val="Compact"/>
+              <w:jc w:val="left"/>
+            </w:pPr>
+            <w:r>
+              <w:rPr>
+                <w:rStyle w:val="VerbatimChar"/>
+              </w:rPr>
+              <w:t xml:space="preserve">FB2-HW-TSR-000001..003</w:t>
+            </w:r>
+          </w:p>
+        </w:tc>
+        <w:tc>
+          <w:tcPr/>
+          <w:p>
+            <w:pPr>
+              <w:pStyle w:val="Compact"/>
+              <w:jc w:val="left"/>
+            </w:pPr>
+            <w:r>
+              <w:rPr>
+                <w:rStyle w:val="VerbatimChar"/>
+              </w:rPr>
+              <w:t xml:space="preserve">FB2-VER-TMS-000004/000005</w:t>
+            </w:r>
+          </w:p>
+        </w:tc>
+        <w:tc>
+          <w:tcPr/>
+          <w:p>
+            <w:pPr>
+              <w:pStyle w:val="Compact"/>
+              <w:jc w:val="left"/>
+            </w:pPr>
+            <w:r>
+              <w:rPr>
+                <w:rStyle w:val="VerbatimChar"/>
+              </w:rPr>
+              <w:t xml:space="preserve">FB2-VER-TMS-000003/005/006</w:t>
             </w:r>
           </w:p>
         </w:tc>
@@ -7757,6 +8865,23 @@
             </w:r>
           </w:p>
         </w:tc>
+      </w:tr>
+      <w:tr>
+        <w:tc>
+          <w:tcPr/>
+          <w:p>
+            <w:pPr>
+              <w:pStyle w:val="Compact"/>
+              <w:jc w:val="left"/>
+            </w:pPr>
+            <w:r>
+              <w:rPr>
+                <w:rStyle w:val="VerbatimChar"/>
+              </w:rPr>
+              <w:t xml:space="preserve">FB2-HW-TSR-000004</w:t>
+            </w:r>
+          </w:p>
+        </w:tc>
         <w:tc>
           <w:tcPr/>
           <w:p>
@@ -7777,15 +8902,30 @@
               <w:jc w:val="left"/>
             </w:pPr>
             <w:r>
-              <w:t xml:space="preserve">Synthetic profile has no verification artifacts (documented gap)</w:t>
+              <w:rPr>
+                <w:rStyle w:val="VerbatimChar"/>
+              </w:rPr>
+              <w:t xml:space="preserve">FB2-VER-TMS-000004</w:t>
+            </w:r>
+          </w:p>
+        </w:tc>
+        <w:tc>
+          <w:tcPr/>
+          <w:p>
+            <w:pPr>
+              <w:pStyle w:val="Compact"/>
+              <w:jc w:val="left"/>
+            </w:pPr>
+            <w:r>
+              <w:t xml:space="preserve">as_is: no upstream test (documented gap)</w:t>
             </w:r>
           </w:p>
         </w:tc>
       </w:tr>
     </w:tbl>
-    <w:bookmarkEnd w:id="34"/>
     <w:bookmarkEnd w:id="35"/>
-    <w:bookmarkStart w:id="40" w:name="safety-analysis-traceability"/>
+    <w:bookmarkEnd w:id="36"/>
+    <w:bookmarkStart w:id="41" w:name="safety-analysis-traceability"/>
     <w:p>
       <w:pPr>
         <w:pStyle w:val="Heading2"/>
@@ -7794,7 +8934,7 @@
         <w:t xml:space="preserve">6. Safety Analysis Traceability</w:t>
       </w:r>
     </w:p>
-    <w:bookmarkStart w:id="36" w:name="X2b475804d924aaffa77b95f95efba04dbe85315"/>
+    <w:bookmarkStart w:id="37" w:name="X2b475804d924aaffa77b95f95efba04dbe85315"/>
     <w:p>
       <w:pPr>
         <w:pStyle w:val="Heading3"/>
@@ -7816,7 +8956,7 @@
       <w:pPr>
         <w:numPr>
           <w:ilvl w:val="0"/>
-          <w:numId w:val="1007"/>
+          <w:numId w:val="1008"/>
         </w:numPr>
       </w:pPr>
       <w:r>
@@ -7843,7 +8983,7 @@
       <w:pPr>
         <w:numPr>
           <w:ilvl w:val="0"/>
-          <w:numId w:val="1007"/>
+          <w:numId w:val="1008"/>
         </w:numPr>
       </w:pPr>
       <w:r>
@@ -7951,7 +9091,7 @@
       <w:pPr>
         <w:numPr>
           <w:ilvl w:val="0"/>
-          <w:numId w:val="1007"/>
+          <w:numId w:val="1008"/>
         </w:numPr>
       </w:pPr>
       <w:r>
@@ -8002,7 +9142,7 @@
       <w:pPr>
         <w:numPr>
           <w:ilvl w:val="0"/>
-          <w:numId w:val="1007"/>
+          <w:numId w:val="1008"/>
         </w:numPr>
       </w:pPr>
       <w:r>
@@ -8408,8 +9548,8 @@
         </w:tc>
       </w:tr>
     </w:tbl>
-    <w:bookmarkEnd w:id="36"/>
-    <w:bookmarkStart w:id="37" w:name="Xc0bc49ded60c41cfe84102dc96c84f4734dcba1"/>
+    <w:bookmarkEnd w:id="37"/>
+    <w:bookmarkStart w:id="38" w:name="Xc0bc49ded60c41cfe84102dc96c84f4734dcba1"/>
     <w:p>
       <w:pPr>
         <w:pStyle w:val="Heading3"/>
@@ -8425,184 +9565,6 @@
       </w:r>
       <w:r>
         <w:t xml:space="preserve">— FTA: Cell Overvoltage Not Mitigated Within FTTI (HE-01)</w:t>
-      </w:r>
-    </w:p>
-    <w:p>
-      <w:pPr>
-        <w:pStyle w:val="Compact"/>
-        <w:numPr>
-          <w:ilvl w:val="0"/>
-          <w:numId w:val="1008"/>
-        </w:numPr>
-      </w:pPr>
-      <w:r>
-        <w:rPr>
-          <w:b/>
-          <w:bCs/>
-        </w:rPr>
-        <w:t xml:space="preserve">Type</w:t>
-      </w:r>
-      <w:r>
-        <w:t xml:space="preserve">:</w:t>
-      </w:r>
-      <w:r>
-        <w:t xml:space="preserve"> </w:t>
-      </w:r>
-      <w:r>
-        <w:rPr>
-          <w:rStyle w:val="VerbatimChar"/>
-        </w:rPr>
-        <w:t xml:space="preserve">fta</w:t>
-      </w:r>
-    </w:p>
-    <w:p>
-      <w:pPr>
-        <w:pStyle w:val="Compact"/>
-        <w:numPr>
-          <w:ilvl w:val="0"/>
-          <w:numId w:val="1008"/>
-        </w:numPr>
-      </w:pPr>
-      <w:r>
-        <w:rPr>
-          <w:b/>
-          <w:bCs/>
-        </w:rPr>
-        <w:t xml:space="preserve">Source evidence</w:t>
-      </w:r>
-      <w:r>
-        <w:t xml:space="preserve">:</w:t>
-      </w:r>
-      <w:r>
-        <w:t xml:space="preserve"> </w:t>
-      </w:r>
-      <w:r>
-        <w:rPr>
-          <w:rStyle w:val="VerbatimChar"/>
-        </w:rPr>
-        <w:t xml:space="preserve">src/app/driver/afe/api/afe.h</w:t>
-      </w:r>
-      <w:r>
-        <w:t xml:space="preserve"> </w:t>
-      </w:r>
-      <w:r>
-        <w:t xml:space="preserve">::</w:t>
-      </w:r>
-      <w:r>
-        <w:t xml:space="preserve"> </w:t>
-      </w:r>
-      <w:r>
-        <w:rPr>
-          <w:rStyle w:val="VerbatimChar"/>
-        </w:rPr>
-        <w:t xml:space="preserve">AFE_GetCellVoltages()</w:t>
-      </w:r>
-      <w:r>
-        <w:t xml:space="preserve"> </w:t>
-      </w:r>
-      <w:r>
-        <w:t xml:space="preserve">(L45-52),</w:t>
-      </w:r>
-      <w:r>
-        <w:t xml:space="preserve"> </w:t>
-      </w:r>
-      <w:r>
-        <w:rPr>
-          <w:rStyle w:val="VerbatimChar"/>
-        </w:rPr>
-        <w:t xml:space="preserve">src/app/application/soa/soa.c</w:t>
-      </w:r>
-      <w:r>
-        <w:t xml:space="preserve"> </w:t>
-      </w:r>
-      <w:r>
-        <w:t xml:space="preserve">::</w:t>
-      </w:r>
-      <w:r>
-        <w:t xml:space="preserve"> </w:t>
-      </w:r>
-      <w:r>
-        <w:rPr>
-          <w:rStyle w:val="VerbatimChar"/>
-        </w:rPr>
-        <w:t xml:space="preserve">SOA_CheckVoltageLimits()</w:t>
-      </w:r>
-      <w:r>
-        <w:t xml:space="preserve"> </w:t>
-      </w:r>
-      <w:r>
-        <w:t xml:space="preserve">(L120-180)</w:t>
-      </w:r>
-    </w:p>
-    <w:p>
-      <w:pPr>
-        <w:pStyle w:val="Compact"/>
-        <w:numPr>
-          <w:ilvl w:val="0"/>
-          <w:numId w:val="1008"/>
-        </w:numPr>
-      </w:pPr>
-      <w:r>
-        <w:rPr>
-          <w:b/>
-          <w:bCs/>
-        </w:rPr>
-        <w:t xml:space="preserve">Assumptions</w:t>
-      </w:r>
-      <w:r>
-        <w:t xml:space="preserve">:</w:t>
-      </w:r>
-      <w:r>
-        <w:t xml:space="preserve"> </w:t>
-      </w:r>
-      <w:r>
-        <w:rPr>
-          <w:rStyle w:val="VerbatimChar"/>
-        </w:rPr>
-        <w:t xml:space="preserve">FB2-ASM-007</w:t>
-      </w:r>
-      <w:r>
-        <w:t xml:space="preserve">,</w:t>
-      </w:r>
-      <w:r>
-        <w:t xml:space="preserve"> </w:t>
-      </w:r>
-      <w:r>
-        <w:rPr>
-          <w:rStyle w:val="VerbatimChar"/>
-        </w:rPr>
-        <w:t xml:space="preserve">FB2-ASM-008</w:t>
-      </w:r>
-      <w:r>
-        <w:t xml:space="preserve">,</w:t>
-      </w:r>
-      <w:r>
-        <w:t xml:space="preserve"> </w:t>
-      </w:r>
-      <w:r>
-        <w:rPr>
-          <w:rStyle w:val="VerbatimChar"/>
-        </w:rPr>
-        <w:t xml:space="preserve">FB2-ASM-010</w:t>
-      </w:r>
-    </w:p>
-    <w:bookmarkEnd w:id="37"/>
-    <w:bookmarkStart w:id="38" w:name="X8c913df63e53a0e718f8b70318c62cdeb2926f7"/>
-    <w:p>
-      <w:pPr>
-        <w:pStyle w:val="Heading3"/>
-      </w:pPr>
-      <w:r>
-        <w:rPr>
-          <w:rStyle w:val="VerbatimChar"/>
-        </w:rPr>
-        <w:t xml:space="preserve">FB2-SAF-ANL-000003</w:t>
-      </w:r>
-      <w:r>
-        <w:t xml:space="preserve"> </w:t>
-      </w:r>
-      <w:r>
-        <w:t xml:space="preserve">— Dependent Failure Analysis: Main Path and Independent Monitor</w:t>
       </w:r>
     </w:p>
     <w:p>
@@ -8630,7 +9592,7 @@
         <w:rPr>
           <w:rStyle w:val="VerbatimChar"/>
         </w:rPr>
-        <w:t xml:space="preserve">dependent_failure</w:t>
+        <w:t xml:space="preserve">fta</w:t>
       </w:r>
     </w:p>
     <w:p>
@@ -8649,7 +9611,7 @@
         <w:t xml:space="preserve">Source evidence</w:t>
       </w:r>
       <w:r>
-        <w:t xml:space="preserve">: HW:</w:t>
+        <w:t xml:space="preserve">:</w:t>
       </w:r>
       <w:r>
         <w:t xml:space="preserve"> </w:t>
@@ -8658,13 +9620,13 @@
         <w:rPr>
           <w:rStyle w:val="VerbatimChar"/>
         </w:rPr>
-        <w:t xml:space="preserve">docs/hardware/master/ti-tms570lc4357-vx.x.x/Schema</w:t>
+        <w:t xml:space="preserve">src/app/driver/afe/api/afe.h</w:t>
       </w:r>
       <w:r>
         <w:t xml:space="preserve"> </w:t>
       </w:r>
       <w:r>
-        <w:t xml:space="preserve">(U1 (TMS570LC4357)), HW:</w:t>
+        <w:t xml:space="preserve">::</w:t>
       </w:r>
       <w:r>
         <w:t xml:space="preserve"> </w:t>
@@ -8673,13 +9635,43 @@
         <w:rPr>
           <w:rStyle w:val="VerbatimChar"/>
         </w:rPr>
-        <w:t xml:space="preserve">docs/hardware/slaves/12-ltc-ltc6811-1-vx.x.x/Schem</w:t>
+        <w:t xml:space="preserve">AFE_GetCellVoltages()</w:t>
       </w:r>
       <w:r>
         <w:t xml:space="preserve"> </w:t>
       </w:r>
       <w:r>
-        <w:t xml:space="preserve">(U1-U3 (LTC6811-1))</w:t>
+        <w:t xml:space="preserve">(L45-52),</w:t>
+      </w:r>
+      <w:r>
+        <w:t xml:space="preserve"> </w:t>
+      </w:r>
+      <w:r>
+        <w:rPr>
+          <w:rStyle w:val="VerbatimChar"/>
+        </w:rPr>
+        <w:t xml:space="preserve">src/app/application/soa/soa.c</w:t>
+      </w:r>
+      <w:r>
+        <w:t xml:space="preserve"> </w:t>
+      </w:r>
+      <w:r>
+        <w:t xml:space="preserve">::</w:t>
+      </w:r>
+      <w:r>
+        <w:t xml:space="preserve"> </w:t>
+      </w:r>
+      <w:r>
+        <w:rPr>
+          <w:rStyle w:val="VerbatimChar"/>
+        </w:rPr>
+        <w:t xml:space="preserve">SOA_CheckVoltageLimits()</w:t>
+      </w:r>
+      <w:r>
+        <w:t xml:space="preserve"> </w:t>
+      </w:r>
+      <w:r>
+        <w:t xml:space="preserve">(L120-180)</w:t>
       </w:r>
     </w:p>
     <w:p>
@@ -8721,9 +9713,21 @@
         </w:rPr>
         <w:t xml:space="preserve">FB2-ASM-008</w:t>
       </w:r>
+      <w:r>
+        <w:t xml:space="preserve">,</w:t>
+      </w:r>
+      <w:r>
+        <w:t xml:space="preserve"> </w:t>
+      </w:r>
+      <w:r>
+        <w:rPr>
+          <w:rStyle w:val="VerbatimChar"/>
+        </w:rPr>
+        <w:t xml:space="preserve">FB2-ASM-010</w:t>
+      </w:r>
     </w:p>
     <w:bookmarkEnd w:id="38"/>
-    <w:bookmarkStart w:id="39" w:name="X9d3163b6ab9978585c7c1dc964b2daa53148f55"/>
+    <w:bookmarkStart w:id="39" w:name="X8c913df63e53a0e718f8b70318c62cdeb2926f7"/>
     <w:p>
       <w:pPr>
         <w:pStyle w:val="Heading3"/>
@@ -8732,13 +9736,13 @@
         <w:rPr>
           <w:rStyle w:val="VerbatimChar"/>
         </w:rPr>
-        <w:t xml:space="preserve">FB2-SAF-ANL-000004</w:t>
+        <w:t xml:space="preserve">FB2-SAF-ANL-000003</w:t>
       </w:r>
       <w:r>
         <w:t xml:space="preserve"> </w:t>
       </w:r>
       <w:r>
-        <w:t xml:space="preserve">— Freedom From Interference: Coexisting Safety and Non-Safety Functions</w:t>
+        <w:t xml:space="preserve">— Dependent Failure Analysis: Main Path and Independent Monitor</w:t>
       </w:r>
     </w:p>
     <w:p>
@@ -8766,7 +9770,7 @@
         <w:rPr>
           <w:rStyle w:val="VerbatimChar"/>
         </w:rPr>
-        <w:t xml:space="preserve">freedom_from_interference</w:t>
+        <w:t xml:space="preserve">dependent_failure</w:t>
       </w:r>
     </w:p>
     <w:p>
@@ -8785,7 +9789,7 @@
         <w:t xml:space="preserve">Source evidence</w:t>
       </w:r>
       <w:r>
-        <w:t xml:space="preserve">:</w:t>
+        <w:t xml:space="preserve">: HW:</w:t>
       </w:r>
       <w:r>
         <w:t xml:space="preserve"> </w:t>
@@ -8794,13 +9798,13 @@
         <w:rPr>
           <w:rStyle w:val="VerbatimChar"/>
         </w:rPr>
-        <w:t xml:space="preserve">src/app/driver/afe/api/afe.h</w:t>
+        <w:t xml:space="preserve">docs/hardware/master/ti-tms570lc4357-vx.x.x/Schema</w:t>
       </w:r>
       <w:r>
         <w:t xml:space="preserve"> </w:t>
       </w:r>
       <w:r>
-        <w:t xml:space="preserve">::</w:t>
+        <w:t xml:space="preserve">(U1 (TMS570LC4357)), HW:</w:t>
       </w:r>
       <w:r>
         <w:t xml:space="preserve"> </w:t>
@@ -8809,73 +9813,13 @@
         <w:rPr>
           <w:rStyle w:val="VerbatimChar"/>
         </w:rPr>
-        <w:t xml:space="preserve">AFE_GetCellVoltages()</w:t>
+        <w:t xml:space="preserve">docs/hardware/slaves/12-ltc-ltc6811-1-vx.x.x/Schem</w:t>
       </w:r>
       <w:r>
         <w:t xml:space="preserve"> </w:t>
       </w:r>
       <w:r>
-        <w:t xml:space="preserve">(L45-52),</w:t>
-      </w:r>
-      <w:r>
-        <w:t xml:space="preserve"> </w:t>
-      </w:r>
-      <w:r>
-        <w:rPr>
-          <w:rStyle w:val="VerbatimChar"/>
-        </w:rPr>
-        <w:t xml:space="preserve">src/app/application/soa/soa.c</w:t>
-      </w:r>
-      <w:r>
-        <w:t xml:space="preserve"> </w:t>
-      </w:r>
-      <w:r>
-        <w:t xml:space="preserve">::</w:t>
-      </w:r>
-      <w:r>
-        <w:t xml:space="preserve"> </w:t>
-      </w:r>
-      <w:r>
-        <w:rPr>
-          <w:rStyle w:val="VerbatimChar"/>
-        </w:rPr>
-        <w:t xml:space="preserve">SOA_CheckVoltageLimits()</w:t>
-      </w:r>
-      <w:r>
-        <w:t xml:space="preserve"> </w:t>
-      </w:r>
-      <w:r>
-        <w:t xml:space="preserve">(L120-180),</w:t>
-      </w:r>
-      <w:r>
-        <w:t xml:space="preserve"> </w:t>
-      </w:r>
-      <w:r>
-        <w:rPr>
-          <w:rStyle w:val="VerbatimChar"/>
-        </w:rPr>
-        <w:t xml:space="preserve">src/app/driver/sbc/fs8x_driver/sbc_fs8x.c</w:t>
-      </w:r>
-      <w:r>
-        <w:t xml:space="preserve"> </w:t>
-      </w:r>
-      <w:r>
-        <w:t xml:space="preserve">::</w:t>
-      </w:r>
-      <w:r>
-        <w:t xml:space="preserve"> </w:t>
-      </w:r>
-      <w:r>
-        <w:rPr>
-          <w:rStyle w:val="VerbatimChar"/>
-        </w:rPr>
-        <w:t xml:space="preserve">SBC_FS8X_TriggerWatchdog()</w:t>
-      </w:r>
-      <w:r>
-        <w:t xml:space="preserve"> </w:t>
-      </w:r>
-      <w:r>
-        <w:t xml:space="preserve">(L100-180)</w:t>
+        <w:t xml:space="preserve">(U1-U3 (LTC6811-1))</w:t>
       </w:r>
     </w:p>
     <w:p>
@@ -8903,12 +9847,208 @@
         <w:rPr>
           <w:rStyle w:val="VerbatimChar"/>
         </w:rPr>
-        <w:t xml:space="preserve">FB2-ASM-010</w:t>
+        <w:t xml:space="preserve">FB2-ASM-007</w:t>
+      </w:r>
+      <w:r>
+        <w:t xml:space="preserve">,</w:t>
+      </w:r>
+      <w:r>
+        <w:t xml:space="preserve"> </w:t>
+      </w:r>
+      <w:r>
+        <w:rPr>
+          <w:rStyle w:val="VerbatimChar"/>
+        </w:rPr>
+        <w:t xml:space="preserve">FB2-ASM-008</w:t>
       </w:r>
     </w:p>
     <w:bookmarkEnd w:id="39"/>
+    <w:bookmarkStart w:id="40" w:name="X9d3163b6ab9978585c7c1dc964b2daa53148f55"/>
+    <w:p>
+      <w:pPr>
+        <w:pStyle w:val="Heading3"/>
+      </w:pPr>
+      <w:r>
+        <w:rPr>
+          <w:rStyle w:val="VerbatimChar"/>
+        </w:rPr>
+        <w:t xml:space="preserve">FB2-SAF-ANL-000004</w:t>
+      </w:r>
+      <w:r>
+        <w:t xml:space="preserve"> </w:t>
+      </w:r>
+      <w:r>
+        <w:t xml:space="preserve">— Freedom From Interference: Coexisting Safety and Non-Safety Functions</w:t>
+      </w:r>
+    </w:p>
+    <w:p>
+      <w:pPr>
+        <w:pStyle w:val="Compact"/>
+        <w:numPr>
+          <w:ilvl w:val="0"/>
+          <w:numId w:val="1011"/>
+        </w:numPr>
+      </w:pPr>
+      <w:r>
+        <w:rPr>
+          <w:b/>
+          <w:bCs/>
+        </w:rPr>
+        <w:t xml:space="preserve">Type</w:t>
+      </w:r>
+      <w:r>
+        <w:t xml:space="preserve">:</w:t>
+      </w:r>
+      <w:r>
+        <w:t xml:space="preserve"> </w:t>
+      </w:r>
+      <w:r>
+        <w:rPr>
+          <w:rStyle w:val="VerbatimChar"/>
+        </w:rPr>
+        <w:t xml:space="preserve">freedom_from_interference</w:t>
+      </w:r>
+    </w:p>
+    <w:p>
+      <w:pPr>
+        <w:pStyle w:val="Compact"/>
+        <w:numPr>
+          <w:ilvl w:val="0"/>
+          <w:numId w:val="1011"/>
+        </w:numPr>
+      </w:pPr>
+      <w:r>
+        <w:rPr>
+          <w:b/>
+          <w:bCs/>
+        </w:rPr>
+        <w:t xml:space="preserve">Source evidence</w:t>
+      </w:r>
+      <w:r>
+        <w:t xml:space="preserve">:</w:t>
+      </w:r>
+      <w:r>
+        <w:t xml:space="preserve"> </w:t>
+      </w:r>
+      <w:r>
+        <w:rPr>
+          <w:rStyle w:val="VerbatimChar"/>
+        </w:rPr>
+        <w:t xml:space="preserve">src/app/driver/afe/api/afe.h</w:t>
+      </w:r>
+      <w:r>
+        <w:t xml:space="preserve"> </w:t>
+      </w:r>
+      <w:r>
+        <w:t xml:space="preserve">::</w:t>
+      </w:r>
+      <w:r>
+        <w:t xml:space="preserve"> </w:t>
+      </w:r>
+      <w:r>
+        <w:rPr>
+          <w:rStyle w:val="VerbatimChar"/>
+        </w:rPr>
+        <w:t xml:space="preserve">AFE_GetCellVoltages()</w:t>
+      </w:r>
+      <w:r>
+        <w:t xml:space="preserve"> </w:t>
+      </w:r>
+      <w:r>
+        <w:t xml:space="preserve">(L45-52),</w:t>
+      </w:r>
+      <w:r>
+        <w:t xml:space="preserve"> </w:t>
+      </w:r>
+      <w:r>
+        <w:rPr>
+          <w:rStyle w:val="VerbatimChar"/>
+        </w:rPr>
+        <w:t xml:space="preserve">src/app/application/soa/soa.c</w:t>
+      </w:r>
+      <w:r>
+        <w:t xml:space="preserve"> </w:t>
+      </w:r>
+      <w:r>
+        <w:t xml:space="preserve">::</w:t>
+      </w:r>
+      <w:r>
+        <w:t xml:space="preserve"> </w:t>
+      </w:r>
+      <w:r>
+        <w:rPr>
+          <w:rStyle w:val="VerbatimChar"/>
+        </w:rPr>
+        <w:t xml:space="preserve">SOA_CheckVoltageLimits()</w:t>
+      </w:r>
+      <w:r>
+        <w:t xml:space="preserve"> </w:t>
+      </w:r>
+      <w:r>
+        <w:t xml:space="preserve">(L120-180),</w:t>
+      </w:r>
+      <w:r>
+        <w:t xml:space="preserve"> </w:t>
+      </w:r>
+      <w:r>
+        <w:rPr>
+          <w:rStyle w:val="VerbatimChar"/>
+        </w:rPr>
+        <w:t xml:space="preserve">src/app/driver/sbc/fs8x_driver/sbc_fs8x.c</w:t>
+      </w:r>
+      <w:r>
+        <w:t xml:space="preserve"> </w:t>
+      </w:r>
+      <w:r>
+        <w:t xml:space="preserve">::</w:t>
+      </w:r>
+      <w:r>
+        <w:t xml:space="preserve"> </w:t>
+      </w:r>
+      <w:r>
+        <w:rPr>
+          <w:rStyle w:val="VerbatimChar"/>
+        </w:rPr>
+        <w:t xml:space="preserve">SBC_FS8X_TriggerWatchdog()</w:t>
+      </w:r>
+      <w:r>
+        <w:t xml:space="preserve"> </w:t>
+      </w:r>
+      <w:r>
+        <w:t xml:space="preserve">(L100-180)</w:t>
+      </w:r>
+    </w:p>
+    <w:p>
+      <w:pPr>
+        <w:pStyle w:val="Compact"/>
+        <w:numPr>
+          <w:ilvl w:val="0"/>
+          <w:numId w:val="1011"/>
+        </w:numPr>
+      </w:pPr>
+      <w:r>
+        <w:rPr>
+          <w:b/>
+          <w:bCs/>
+        </w:rPr>
+        <w:t xml:space="preserve">Assumptions</w:t>
+      </w:r>
+      <w:r>
+        <w:t xml:space="preserve">:</w:t>
+      </w:r>
+      <w:r>
+        <w:t xml:space="preserve"> </w:t>
+      </w:r>
+      <w:r>
+        <w:rPr>
+          <w:rStyle w:val="VerbatimChar"/>
+        </w:rPr>
+        <w:t xml:space="preserve">FB2-ASM-010</w:t>
+      </w:r>
+    </w:p>
     <w:bookmarkEnd w:id="40"/>
-    <w:bookmarkStart w:id="43" w:name="parameter-assumption-traceability"/>
+    <w:bookmarkEnd w:id="41"/>
+    <w:bookmarkStart w:id="44" w:name="parameter-assumption-traceability"/>
     <w:p>
       <w:pPr>
         <w:pStyle w:val="Heading2"/>
@@ -8917,7 +10057,7 @@
         <w:t xml:space="preserve">7. Parameter &amp; Assumption Traceability</w:t>
       </w:r>
     </w:p>
-    <w:bookmarkStart w:id="41" w:name="parameters-consumers-assumptions"/>
+    <w:bookmarkStart w:id="42" w:name="parameters-consumers-assumptions"/>
     <w:p>
       <w:pPr>
         <w:pStyle w:val="Heading3"/>
@@ -9759,8 +10899,8 @@
         </w:tc>
       </w:tr>
     </w:tbl>
-    <w:bookmarkEnd w:id="41"/>
-    <w:bookmarkStart w:id="42" w:name="X8514508b1104b54bcb131fa9b19b178e044bd6b"/>
+    <w:bookmarkEnd w:id="42"/>
+    <w:bookmarkStart w:id="43" w:name="X8514508b1104b54bcb131fa9b19b178e044bd6b"/>
     <w:p>
       <w:pPr>
         <w:pStyle w:val="Heading3"/>
@@ -10833,9 +11973,9 @@
         </w:tc>
       </w:tr>
     </w:tbl>
-    <w:bookmarkEnd w:id="42"/>
     <w:bookmarkEnd w:id="43"/>
-    <w:bookmarkStart w:id="47" w:name="review-traceability"/>
+    <w:bookmarkEnd w:id="44"/>
+    <w:bookmarkStart w:id="48" w:name="review-traceability"/>
     <w:p>
       <w:pPr>
         <w:pStyle w:val="Heading2"/>
@@ -10844,7 +11984,7 @@
         <w:t xml:space="preserve">8. Review Traceability</w:t>
       </w:r>
     </w:p>
-    <w:bookmarkStart w:id="46" w:name="X31a83fad4ffe8e984bb6a1eb93f6f1f545529e1"/>
+    <w:bookmarkStart w:id="47" w:name="X31a83fad4ffe8e984bb6a1eb93f6f1f545529e1"/>
     <w:p>
       <w:pPr>
         <w:pStyle w:val="Heading3"/>
@@ -10867,7 +12007,7 @@
         <w:pStyle w:val="Compact"/>
         <w:numPr>
           <w:ilvl w:val="0"/>
-          <w:numId w:val="1011"/>
+          <w:numId w:val="1012"/>
         </w:numPr>
       </w:pPr>
       <w:r>
@@ -10910,7 +12050,7 @@
         <w:pStyle w:val="Compact"/>
         <w:numPr>
           <w:ilvl w:val="0"/>
-          <w:numId w:val="1011"/>
+          <w:numId w:val="1012"/>
         </w:numPr>
       </w:pPr>
       <w:r>
@@ -10938,7 +12078,7 @@
         <w:pStyle w:val="Compact"/>
         <w:numPr>
           <w:ilvl w:val="0"/>
-          <w:numId w:val="1011"/>
+          <w:numId w:val="1012"/>
         </w:numPr>
       </w:pPr>
       <w:r>
@@ -10952,7 +12092,7 @@
         <w:t xml:space="preserve">: AI-assisted review; not independent human review; human approval remains pending</w:t>
       </w:r>
     </w:p>
-    <w:bookmarkStart w:id="44" w:name="Xf64bf43021d3907d9012232c7dc873acd8a6cc7"/>
+    <w:bookmarkStart w:id="45" w:name="Xf64bf43021d3907d9012232c7dc873acd8a6cc7"/>
     <w:p>
       <w:pPr>
         <w:pStyle w:val="Heading4"/>
@@ -11763,8 +12903,8 @@
         </w:tc>
       </w:tr>
     </w:tbl>
-    <w:bookmarkEnd w:id="44"/>
-    <w:bookmarkStart w:id="45" w:name="X8d946943a865157eb04f9fa67e40ac2aac8e107"/>
+    <w:bookmarkEnd w:id="45"/>
+    <w:bookmarkStart w:id="46" w:name="X8d946943a865157eb04f9fa67e40ac2aac8e107"/>
     <w:p>
       <w:pPr>
         <w:pStyle w:val="Heading4"/>
@@ -12224,10 +13364,10 @@
         </w:tc>
       </w:tr>
     </w:tbl>
-    <w:bookmarkEnd w:id="45"/>
     <w:bookmarkEnd w:id="46"/>
     <w:bookmarkEnd w:id="47"/>
-    <w:bookmarkStart w:id="51" w:name="X9e5c5b162ad9675f7ca87124c940daced695b52"/>
+    <w:bookmarkEnd w:id="48"/>
+    <w:bookmarkStart w:id="52" w:name="X9e5c5b162ad9675f7ca87124c940daced695b52"/>
     <w:p>
       <w:pPr>
         <w:pStyle w:val="Heading2"/>
@@ -12236,7 +13376,7 @@
         <w:t xml:space="preserve">9. Change Lifecycle Traceability (impact → revisions → reverification)</w:t>
       </w:r>
     </w:p>
-    <w:bookmarkStart w:id="48" w:name="Xf4c48566eed20ba165103075f54810c360c99e8"/>
+    <w:bookmarkStart w:id="49" w:name="Xf4c48566eed20ba165103075f54810c360c99e8"/>
     <w:p>
       <w:pPr>
         <w:pStyle w:val="Heading3"/>
@@ -12442,7 +13582,7 @@
         <w:pStyle w:val="Compact"/>
         <w:numPr>
           <w:ilvl w:val="0"/>
-          <w:numId w:val="1012"/>
+          <w:numId w:val="1013"/>
         </w:numPr>
       </w:pPr>
       <w:r>
@@ -12454,7 +13594,7 @@
         <w:pStyle w:val="Compact"/>
         <w:numPr>
           <w:ilvl w:val="0"/>
-          <w:numId w:val="1012"/>
+          <w:numId w:val="1013"/>
         </w:numPr>
       </w:pPr>
       <w:r>
@@ -12466,7 +13606,7 @@
         <w:pStyle w:val="Compact"/>
         <w:numPr>
           <w:ilvl w:val="0"/>
-          <w:numId w:val="1012"/>
+          <w:numId w:val="1013"/>
         </w:numPr>
       </w:pPr>
       <w:r>
@@ -12478,7 +13618,7 @@
         <w:pStyle w:val="Compact"/>
         <w:numPr>
           <w:ilvl w:val="0"/>
-          <w:numId w:val="1012"/>
+          <w:numId w:val="1013"/>
         </w:numPr>
       </w:pPr>
       <w:r>
@@ -12490,7 +13630,7 @@
         <w:pStyle w:val="Compact"/>
         <w:numPr>
           <w:ilvl w:val="0"/>
-          <w:numId w:val="1012"/>
+          <w:numId w:val="1013"/>
         </w:numPr>
       </w:pPr>
       <w:r>
@@ -12502,7 +13642,7 @@
         <w:pStyle w:val="Compact"/>
         <w:numPr>
           <w:ilvl w:val="0"/>
-          <w:numId w:val="1012"/>
+          <w:numId w:val="1013"/>
         </w:numPr>
       </w:pPr>
       <w:r>
@@ -12932,8 +14072,8 @@
         <w:t xml:space="preserve">BAS-REF-002</w:t>
       </w:r>
     </w:p>
-    <w:bookmarkEnd w:id="48"/>
-    <w:bookmarkStart w:id="49" w:name="X3fcad378b424ae54e069132c6c3cb638e6c6893"/>
+    <w:bookmarkEnd w:id="49"/>
+    <w:bookmarkStart w:id="50" w:name="X3fcad378b424ae54e069132c6c3cb638e6c6893"/>
     <w:p>
       <w:pPr>
         <w:pStyle w:val="Heading3"/>
@@ -13139,7 +14279,7 @@
         <w:pStyle w:val="Compact"/>
         <w:numPr>
           <w:ilvl w:val="0"/>
-          <w:numId w:val="1013"/>
+          <w:numId w:val="1014"/>
         </w:numPr>
       </w:pPr>
       <w:r>
@@ -13151,7 +14291,7 @@
         <w:pStyle w:val="Compact"/>
         <w:numPr>
           <w:ilvl w:val="0"/>
-          <w:numId w:val="1013"/>
+          <w:numId w:val="1014"/>
         </w:numPr>
       </w:pPr>
       <w:r>
@@ -13163,7 +14303,7 @@
         <w:pStyle w:val="Compact"/>
         <w:numPr>
           <w:ilvl w:val="0"/>
-          <w:numId w:val="1013"/>
+          <w:numId w:val="1014"/>
         </w:numPr>
       </w:pPr>
       <w:r>
@@ -13175,7 +14315,7 @@
         <w:pStyle w:val="Compact"/>
         <w:numPr>
           <w:ilvl w:val="0"/>
-          <w:numId w:val="1013"/>
+          <w:numId w:val="1014"/>
         </w:numPr>
       </w:pPr>
       <w:r>
@@ -13187,7 +14327,7 @@
         <w:pStyle w:val="Compact"/>
         <w:numPr>
           <w:ilvl w:val="0"/>
-          <w:numId w:val="1013"/>
+          <w:numId w:val="1014"/>
         </w:numPr>
       </w:pPr>
       <w:r>
@@ -13199,7 +14339,7 @@
         <w:pStyle w:val="Compact"/>
         <w:numPr>
           <w:ilvl w:val="0"/>
-          <w:numId w:val="1013"/>
+          <w:numId w:val="1014"/>
         </w:numPr>
       </w:pPr>
       <w:r>
@@ -13211,7 +14351,7 @@
         <w:pStyle w:val="Compact"/>
         <w:numPr>
           <w:ilvl w:val="0"/>
-          <w:numId w:val="1013"/>
+          <w:numId w:val="1014"/>
         </w:numPr>
       </w:pPr>
       <w:r>
@@ -13223,7 +14363,7 @@
         <w:pStyle w:val="Compact"/>
         <w:numPr>
           <w:ilvl w:val="0"/>
-          <w:numId w:val="1013"/>
+          <w:numId w:val="1014"/>
         </w:numPr>
       </w:pPr>
       <w:r>
@@ -13235,7 +14375,7 @@
         <w:pStyle w:val="Compact"/>
         <w:numPr>
           <w:ilvl w:val="0"/>
-          <w:numId w:val="1013"/>
+          <w:numId w:val="1014"/>
         </w:numPr>
       </w:pPr>
       <w:r>
@@ -13713,8 +14853,8 @@
         <w:t xml:space="preserve">BAS-REF-003</w:t>
       </w:r>
     </w:p>
-    <w:bookmarkEnd w:id="49"/>
-    <w:bookmarkStart w:id="50" w:name="Xc0fc6eeee4ae09ec53cd2f611e32a55ff81defa"/>
+    <w:bookmarkEnd w:id="50"/>
+    <w:bookmarkStart w:id="51" w:name="Xc0fc6eeee4ae09ec53cd2f611e32a55ff81defa"/>
     <w:p>
       <w:pPr>
         <w:pStyle w:val="Heading3"/>
@@ -13920,7 +15060,7 @@
         <w:pStyle w:val="Compact"/>
         <w:numPr>
           <w:ilvl w:val="0"/>
-          <w:numId w:val="1014"/>
+          <w:numId w:val="1015"/>
         </w:numPr>
       </w:pPr>
       <w:r>
@@ -13932,7 +15072,7 @@
         <w:pStyle w:val="Compact"/>
         <w:numPr>
           <w:ilvl w:val="0"/>
-          <w:numId w:val="1014"/>
+          <w:numId w:val="1015"/>
         </w:numPr>
       </w:pPr>
       <w:r>
@@ -13944,7 +15084,7 @@
         <w:pStyle w:val="Compact"/>
         <w:numPr>
           <w:ilvl w:val="0"/>
-          <w:numId w:val="1014"/>
+          <w:numId w:val="1015"/>
         </w:numPr>
       </w:pPr>
       <w:r>
@@ -13956,7 +15096,7 @@
         <w:pStyle w:val="Compact"/>
         <w:numPr>
           <w:ilvl w:val="0"/>
-          <w:numId w:val="1014"/>
+          <w:numId w:val="1015"/>
         </w:numPr>
       </w:pPr>
       <w:r>
@@ -14316,9 +15456,9 @@
         <w:t xml:space="preserve">BAS-REF-004</w:t>
       </w:r>
     </w:p>
-    <w:bookmarkEnd w:id="50"/>
     <w:bookmarkEnd w:id="51"/>
-    <w:bookmarkStart w:id="52" w:name="X6fe04fd57d44ab929fa2610b4b58c71c8e5d83e"/>
+    <w:bookmarkEnd w:id="52"/>
+    <w:bookmarkStart w:id="53" w:name="X6fe04fd57d44ab929fa2610b4b58c71c8e5d83e"/>
     <w:p>
       <w:pPr>
         <w:pStyle w:val="Heading2"/>
@@ -14332,19 +15472,25 @@
         <w:pStyle w:val="FirstParagraph"/>
       </w:pPr>
       <w:r>
-        <w:t xml:space="preserve">20 mutation scenarios each inject one defect into a copy of the corpus and verify the</w:t>
+        <w:t xml:space="preserve">20 mutation scenarios each inject one defect into the corpus (in-memory patch via</w:t>
       </w:r>
       <w:r>
         <w:t xml:space="preserve"> </w:t>
       </w:r>
       <w:r>
-        <w:t xml:space="preserve">validator detects it. 6 are fully functional with current detectors; 14 are documented</w:t>
+        <w:rPr>
+          <w:rStyle w:val="VerbatimChar"/>
+        </w:rPr>
+        <w:t xml:space="preserve">corpus.py scenario-test</w:t>
+      </w:r>
+      <w:r>
+        <w:t xml:space="preserve">) and verify the validator detects it with matching</w:t>
       </w:r>
       <w:r>
         <w:t xml:space="preserve"> </w:t>
       </w:r>
       <w:r>
-        <w:t xml:space="preserve">limitations (detector defined but requires artifact-level patch engine).</w:t>
+        <w:t xml:space="preserve">severity/category. All 20 pass; 3/3 change lifecycle demonstrations pass.</w:t>
       </w:r>
     </w:p>
     <w:tbl>
@@ -14479,31 +15625,43 @@
               <w:rPr>
                 <w:rStyle w:val="VerbatimChar"/>
               </w:rPr>
-              <w:t xml:space="preserve">FB2-SAF-FSR-000001, FB2-SAF-SGO-000001</w:t>
-            </w:r>
-          </w:p>
-        </w:tc>
-        <w:tc>
-          <w:tcPr/>
-          <w:p>
-            <w:pPr>
-              <w:pStyle w:val="Compact"/>
-              <w:jc w:val="left"/>
-            </w:pPr>
-            <w:r>
-              <w:t xml:space="preserve">FSR FB2-SAF-FSR-000001 has no parent safety goal (missi…</w:t>
-            </w:r>
-          </w:p>
-        </w:tc>
-        <w:tc>
-          <w:tcPr/>
-          <w:p>
-            <w:pPr>
-              <w:pStyle w:val="Compact"/>
-              <w:jc w:val="left"/>
-            </w:pPr>
-            <w:r>
-              <w:t xml:space="preserve">Traceability completeness checker (</w:t>
+              <w:t xml:space="preserve">FB2-SAF-FSR-000001</w:t>
+            </w:r>
+            <w:r>
+              <w:t xml:space="preserve">,</w:t>
+            </w:r>
+            <w:r>
+              <w:t xml:space="preserve"> </w:t>
+            </w:r>
+            <w:r>
+              <w:rPr>
+                <w:rStyle w:val="VerbatimChar"/>
+              </w:rPr>
+              <w:t xml:space="preserve">FB2-SAF-SGO-000001</w:t>
+            </w:r>
+          </w:p>
+        </w:tc>
+        <w:tc>
+          <w:tcPr/>
+          <w:p>
+            <w:pPr>
+              <w:pStyle w:val="Compact"/>
+              <w:jc w:val="left"/>
+            </w:pPr>
+            <w:r>
+              <w:t xml:space="preserve">FSR FB2-SAF-FSR-000001 has no parent safety goal (missing refines link)</w:t>
+            </w:r>
+          </w:p>
+        </w:tc>
+        <w:tc>
+          <w:tcPr/>
+          <w:p>
+            <w:pPr>
+              <w:pStyle w:val="Compact"/>
+              <w:jc w:val="left"/>
+            </w:pPr>
+            <w:r>
+              <w:t xml:space="preserve">Traceability completeness checker</w:t>
             </w:r>
           </w:p>
         </w:tc>
@@ -14559,31 +15717,55 @@
               <w:rPr>
                 <w:rStyle w:val="VerbatimChar"/>
               </w:rPr>
-              <w:t xml:space="preserve">FB2-VER-TMS-000001, FB2-SAF-FSR-000002</w:t>
-            </w:r>
-          </w:p>
-        </w:tc>
-        <w:tc>
-          <w:tcPr/>
-          <w:p>
-            <w:pPr>
-              <w:pStyle w:val="Compact"/>
-              <w:jc w:val="left"/>
-            </w:pPr>
-            <w:r>
-              <w:t xml:space="preserve">Link FB2-LNK-SAF-000014 uses invalid relation_type ’rel…</w:t>
-            </w:r>
-          </w:p>
-        </w:tc>
-        <w:tc>
-          <w:tcPr/>
-          <w:p>
-            <w:pPr>
-              <w:pStyle w:val="Compact"/>
-              <w:jc w:val="left"/>
-            </w:pPr>
-            <w:r>
-              <w:t xml:space="preserve">Link type validator (invalid relati</w:t>
+              <w:t xml:space="preserve">FB2-VER-TMS-000001</w:t>
+            </w:r>
+            <w:r>
+              <w:t xml:space="preserve">,</w:t>
+            </w:r>
+            <w:r>
+              <w:t xml:space="preserve"> </w:t>
+            </w:r>
+            <w:r>
+              <w:rPr>
+                <w:rStyle w:val="VerbatimChar"/>
+              </w:rPr>
+              <w:t xml:space="preserve">FB2-SAF-FSR-000002</w:t>
+            </w:r>
+          </w:p>
+        </w:tc>
+        <w:tc>
+          <w:tcPr/>
+          <w:p>
+            <w:pPr>
+              <w:pStyle w:val="Compact"/>
+              <w:jc w:val="left"/>
+            </w:pPr>
+            <w:r>
+              <w:t xml:space="preserve">Link FB2-LNK-SAF-000014 uses invalid relation_type</w:t>
+            </w:r>
+            <w:r>
+              <w:t xml:space="preserve"> </w:t>
+            </w:r>
+            <w:r>
+              <w:t xml:space="preserve">‘</w:t>
+            </w:r>
+            <w:r>
+              <w:t xml:space="preserve">related_to</w:t>
+            </w:r>
+            <w:r>
+              <w:t xml:space="preserve">’</w:t>
+            </w:r>
+          </w:p>
+        </w:tc>
+        <w:tc>
+          <w:tcPr/>
+          <w:p>
+            <w:pPr>
+              <w:pStyle w:val="Compact"/>
+              <w:jc w:val="left"/>
+            </w:pPr>
+            <w:r>
+              <w:t xml:space="preserve">Link type validator</w:t>
             </w:r>
           </w:p>
         </w:tc>
@@ -14651,19 +15833,19 @@
               <w:jc w:val="left"/>
             </w:pPr>
             <w:r>
-              <w:t xml:space="preserve">safety requirement has no verifies/validates link…</w:t>
-            </w:r>
-          </w:p>
-        </w:tc>
-        <w:tc>
-          <w:tcPr/>
-          <w:p>
-            <w:pPr>
-              <w:pStyle w:val="Compact"/>
-              <w:jc w:val="left"/>
-            </w:pPr>
-            <w:r>
-              <w:t xml:space="preserve">Revision consistency checker (stale</w:t>
+              <w:t xml:space="preserve">Stale revision reference (verification gap detected)</w:t>
+            </w:r>
+          </w:p>
+        </w:tc>
+        <w:tc>
+          <w:tcPr/>
+          <w:p>
+            <w:pPr>
+              <w:pStyle w:val="Compact"/>
+              <w:jc w:val="left"/>
+            </w:pPr>
+            <w:r>
+              <w:t xml:space="preserve">Revision consistency checker</w:t>
             </w:r>
           </w:p>
         </w:tc>
@@ -14719,19 +15901,19 @@
               <w:rPr>
                 <w:rStyle w:val="VerbatimChar"/>
               </w:rPr>
-              <w:t xml:space="preserve">FB2-MAN-SCO-000001</w:t>
-            </w:r>
-          </w:p>
-        </w:tc>
-        <w:tc>
-          <w:tcPr/>
-          <w:p>
-            <w:pPr>
-              <w:pStyle w:val="Compact"/>
-              <w:jc w:val="left"/>
-            </w:pPr>
-            <w:r>
-              <w:t xml:space="preserve">safety requirement has no verifies/validates link…</w:t>
+              <w:t xml:space="preserve">FB2-PRM-000001</w:t>
+            </w:r>
+          </w:p>
+        </w:tc>
+        <w:tc>
+          <w:tcPr/>
+          <w:p>
+            <w:pPr>
+              <w:pStyle w:val="Compact"/>
+              <w:jc w:val="left"/>
+            </w:pPr>
+            <w:r>
+              <w:t xml:space="preserve">parameter FB2-PRM-000001 unit is V but value 4.2 suggests mV</w:t>
             </w:r>
           </w:p>
         </w:tc>
@@ -14755,7 +15937,7 @@
               <w:jc w:val="left"/>
             </w:pPr>
             <w:r>
-              <w:t xml:space="preserve">⚠️ documented limitation</w:t>
+              <w:t xml:space="preserve">✅ PASS</w:t>
             </w:r>
           </w:p>
         </w:tc>
@@ -14799,43 +15981,43 @@
               <w:rPr>
                 <w:rStyle w:val="VerbatimChar"/>
               </w:rPr>
-              <w:t xml:space="preserve">FB2-SYS-HSI-000001, FB2-HW-TSR-000001</w:t>
-            </w:r>
-          </w:p>
-        </w:tc>
-        <w:tc>
-          <w:tcPr/>
-          <w:p>
-            <w:pPr>
-              <w:pStyle w:val="Compact"/>
-              <w:jc w:val="left"/>
-            </w:pPr>
-            <w:r>
-              <w:t xml:space="preserve">safety requirement has no verifies/validates link…</w:t>
-            </w:r>
-          </w:p>
-        </w:tc>
-        <w:tc>
-          <w:tcPr/>
-          <w:p>
-            <w:pPr>
-              <w:pStyle w:val="Compact"/>
-              <w:jc w:val="left"/>
-            </w:pPr>
-            <w:r>
-              <w:t xml:space="preserve">HSI/SW interface consistency checke</w:t>
-            </w:r>
-          </w:p>
-        </w:tc>
-        <w:tc>
-          <w:tcPr/>
-          <w:p>
-            <w:pPr>
-              <w:pStyle w:val="Compact"/>
-              <w:jc w:val="left"/>
-            </w:pPr>
-            <w:r>
-              <w:t xml:space="preserve">⚠️ documented limitation</w:t>
+              <w:t xml:space="preserve">FB2-SYS-HSI-000001</w:t>
+            </w:r>
+          </w:p>
+        </w:tc>
+        <w:tc>
+          <w:tcPr/>
+          <w:p>
+            <w:pPr>
+              <w:pStyle w:val="Compact"/>
+              <w:jc w:val="left"/>
+            </w:pPr>
+            <w:r>
+              <w:t xml:space="preserve">HSI/HW interface mismatch for signal SPI_CLK (polarity)</w:t>
+            </w:r>
+          </w:p>
+        </w:tc>
+        <w:tc>
+          <w:tcPr/>
+          <w:p>
+            <w:pPr>
+              <w:pStyle w:val="Compact"/>
+              <w:jc w:val="left"/>
+            </w:pPr>
+            <w:r>
+              <w:t xml:space="preserve">HSI/HW interface consistency checker</w:t>
+            </w:r>
+          </w:p>
+        </w:tc>
+        <w:tc>
+          <w:tcPr/>
+          <w:p>
+            <w:pPr>
+              <w:pStyle w:val="Compact"/>
+              <w:jc w:val="left"/>
+            </w:pPr>
+            <w:r>
+              <w:t xml:space="preserve">✅ PASS</w:t>
             </w:r>
           </w:p>
         </w:tc>
@@ -14891,7 +16073,7 @@
               <w:jc w:val="left"/>
             </w:pPr>
             <w:r>
-              <w:t xml:space="preserve">safety requirement has no verifies/validates link…</w:t>
+              <w:t xml:space="preserve">FTTI budget violation (verification finding)</w:t>
             </w:r>
           </w:p>
         </w:tc>
@@ -14959,19 +16141,19 @@
               <w:rPr>
                 <w:rStyle w:val="VerbatimChar"/>
               </w:rPr>
-              <w:t xml:space="preserve">FB2-MAN-SCO-000001</w:t>
-            </w:r>
-          </w:p>
-        </w:tc>
-        <w:tc>
-          <w:tcPr/>
-          <w:p>
-            <w:pPr>
-              <w:pStyle w:val="Compact"/>
-              <w:jc w:val="left"/>
-            </w:pPr>
-            <w:r>
-              <w:t xml:space="preserve">safety requirement has no verifies/validates link…</w:t>
+              <w:t xml:space="preserve">FB2-PRM-000001</w:t>
+            </w:r>
+          </w:p>
+        </w:tc>
+        <w:tc>
+          <w:tcPr/>
+          <w:p>
+            <w:pPr>
+              <w:pStyle w:val="Compact"/>
+              <w:jc w:val="left"/>
+            </w:pPr>
+            <w:r>
+              <w:t xml:space="preserve">parameter FB2-PRM-000001 threshold order violated</w:t>
             </w:r>
           </w:p>
         </w:tc>
@@ -14995,7 +16177,7 @@
               <w:jc w:val="left"/>
             </w:pPr>
             <w:r>
-              <w:t xml:space="preserve">⚠️ documented limitation</w:t>
+              <w:t xml:space="preserve">✅ PASS</w:t>
             </w:r>
           </w:p>
         </w:tc>
@@ -15051,19 +16233,19 @@
               <w:jc w:val="left"/>
             </w:pPr>
             <w:r>
-              <w:t xml:space="preserve">safety requirement has no verifies/validates link…</w:t>
-            </w:r>
-          </w:p>
-        </w:tc>
-        <w:tc>
-          <w:tcPr/>
-          <w:p>
-            <w:pPr>
-              <w:pStyle w:val="Compact"/>
-              <w:jc w:val="left"/>
-            </w:pPr>
-            <w:r>
-              <w:t xml:space="preserve">Safety requirement completeness che</w:t>
+              <w:t xml:space="preserve">Safety requirement missing fault reaction</w:t>
+            </w:r>
+          </w:p>
+        </w:tc>
+        <w:tc>
+          <w:tcPr/>
+          <w:p>
+            <w:pPr>
+              <w:pStyle w:val="Compact"/>
+              <w:jc w:val="left"/>
+            </w:pPr>
+            <w:r>
+              <w:t xml:space="preserve">Safety requirement completeness checker</w:t>
             </w:r>
           </w:p>
         </w:tc>
@@ -15131,7 +16313,7 @@
               <w:jc w:val="left"/>
             </w:pPr>
             <w:r>
-              <w:t xml:space="preserve">safety requirement has no verifies/validates link…</w:t>
+              <w:t xml:space="preserve">ASIL downgrade violation</w:t>
             </w:r>
           </w:p>
         </w:tc>
@@ -15211,7 +16393,7 @@
               <w:jc w:val="left"/>
             </w:pPr>
             <w:r>
-              <w:t xml:space="preserve">safety requirement has no verifies/validates link…</w:t>
+              <w:t xml:space="preserve">Diagnostic coverage claim inconsistent</w:t>
             </w:r>
           </w:p>
         </w:tc>
@@ -15279,19 +16461,19 @@
               <w:rPr>
                 <w:rStyle w:val="VerbatimChar"/>
               </w:rPr>
-              <w:t xml:space="preserve">FB2-MAN-SCO-000001</w:t>
-            </w:r>
-          </w:p>
-        </w:tc>
-        <w:tc>
-          <w:tcPr/>
-          <w:p>
-            <w:pPr>
-              <w:pStyle w:val="Compact"/>
-              <w:jc w:val="left"/>
-            </w:pPr>
-            <w:r>
-              <w:t xml:space="preserve">safety requirement has no verifies/validates link…</w:t>
+              <w:t xml:space="preserve">FB2-PRM-000001</w:t>
+            </w:r>
+          </w:p>
+        </w:tc>
+        <w:tc>
+          <w:tcPr/>
+          <w:p>
+            <w:pPr>
+              <w:pStyle w:val="Compact"/>
+              <w:jc w:val="left"/>
+            </w:pPr>
+            <w:r>
+              <w:t xml:space="preserve">configuration FB2-PRM-000001 enables mutually exclusive options</w:t>
             </w:r>
           </w:p>
         </w:tc>
@@ -15315,7 +16497,7 @@
               <w:jc w:val="left"/>
             </w:pPr>
             <w:r>
-              <w:t xml:space="preserve">⚠️ documented limitation</w:t>
+              <w:t xml:space="preserve">✅ PASS</w:t>
             </w:r>
           </w:p>
         </w:tc>
@@ -15371,7 +16553,25 @@
               <w:jc w:val="left"/>
             </w:pPr>
             <w:r>
-              <w:t xml:space="preserve">safety requirement has no verifies/validates link…</w:t>
+              <w:t xml:space="preserve">claims actual_host_run but origin is</w:t>
+            </w:r>
+            <w:r>
+              <w:t xml:space="preserve"> </w:t>
+            </w:r>
+            <w:r>
+              <w:t xml:space="preserve">‘</w:t>
+            </w:r>
+            <w:r>
+              <w:t xml:space="preserve">synthetic</w:t>
+            </w:r>
+            <w:r>
+              <w:t xml:space="preserve">’</w:t>
+            </w:r>
+            <w:r>
+              <w:t xml:space="preserve"> </w:t>
+            </w:r>
+            <w:r>
+              <w:t xml:space="preserve">(fabricated evidence)</w:t>
             </w:r>
           </w:p>
         </w:tc>
@@ -15395,7 +16595,7 @@
               <w:jc w:val="left"/>
             </w:pPr>
             <w:r>
-              <w:t xml:space="preserve">⚠️ documented limitation</w:t>
+              <w:t xml:space="preserve">✅ PASS</w:t>
             </w:r>
           </w:p>
         </w:tc>
@@ -15451,7 +16651,7 @@
               <w:jc w:val="left"/>
             </w:pPr>
             <w:r>
-              <w:t xml:space="preserve">Safety requirement FB2-SAF-FSR-000004 marked non_applic…</w:t>
+              <w:t xml:space="preserve">Safety requirement marked non_applicable without justification</w:t>
             </w:r>
           </w:p>
         </w:tc>
@@ -15531,7 +16731,7 @@
               <w:jc w:val="left"/>
             </w:pPr>
             <w:r>
-              <w:t xml:space="preserve">safety requirement has no verifies/validates link…</w:t>
+              <w:t xml:space="preserve">references non-existent evidence FB2-VER-EXE-999999</w:t>
             </w:r>
           </w:p>
         </w:tc>
@@ -15555,7 +16755,7 @@
               <w:jc w:val="left"/>
             </w:pPr>
             <w:r>
-              <w:t xml:space="preserve">⚠️ documented limitation</w:t>
+              <w:t xml:space="preserve">✅ PASS</w:t>
             </w:r>
           </w:p>
         </w:tc>
@@ -15611,31 +16811,31 @@
               <w:jc w:val="left"/>
             </w:pPr>
             <w:r>
-              <w:t xml:space="preserve">Duplicate artifact ID FB2-SAF-FSR-000001 within synthet…</w:t>
-            </w:r>
-          </w:p>
-        </w:tc>
-        <w:tc>
-          <w:tcPr/>
-          <w:p>
-            <w:pPr>
-              <w:pStyle w:val="Compact"/>
-              <w:jc w:val="left"/>
-            </w:pPr>
-            <w:r>
-              <w:t xml:space="preserve">Identity uniqueness checker (profil</w:t>
-            </w:r>
-          </w:p>
-        </w:tc>
-        <w:tc>
-          <w:tcPr/>
-          <w:p>
-            <w:pPr>
-              <w:pStyle w:val="Compact"/>
-              <w:jc w:val="left"/>
-            </w:pPr>
-            <w:r>
-              <w:t xml:space="preserve">⚠️ documented limitation</w:t>
+              <w:t xml:space="preserve">duplicate artifact ID within profile</w:t>
+            </w:r>
+          </w:p>
+        </w:tc>
+        <w:tc>
+          <w:tcPr/>
+          <w:p>
+            <w:pPr>
+              <w:pStyle w:val="Compact"/>
+              <w:jc w:val="left"/>
+            </w:pPr>
+            <w:r>
+              <w:t xml:space="preserve">Identity uniqueness checker (profile-aware)</w:t>
+            </w:r>
+          </w:p>
+        </w:tc>
+        <w:tc>
+          <w:tcPr/>
+          <w:p>
+            <w:pPr>
+              <w:pStyle w:val="Compact"/>
+              <w:jc w:val="left"/>
+            </w:pPr>
+            <w:r>
+              <w:t xml:space="preserve">✅ PASS</w:t>
             </w:r>
           </w:p>
         </w:tc>
@@ -15691,7 +16891,7 @@
               <w:jc w:val="left"/>
             </w:pPr>
             <w:r>
-              <w:t xml:space="preserve">safety requirement has no verifies/validates link…</w:t>
+              <w:t xml:space="preserve">location symbol drifts from source anchor</w:t>
             </w:r>
           </w:p>
         </w:tc>
@@ -15715,7 +16915,7 @@
               <w:jc w:val="left"/>
             </w:pPr>
             <w:r>
-              <w:t xml:space="preserve">⚠️ documented limitation</w:t>
+              <w:t xml:space="preserve">✅ PASS</w:t>
             </w:r>
           </w:p>
         </w:tc>
@@ -15771,19 +16971,19 @@
               <w:jc w:val="left"/>
             </w:pPr>
             <w:r>
-              <w:t xml:space="preserve">safety requirement has no verifies/validates link…</w:t>
-            </w:r>
-          </w:p>
-        </w:tc>
-        <w:tc>
-          <w:tcPr/>
-          <w:p>
-            <w:pPr>
-              <w:pStyle w:val="Compact"/>
-              <w:jc w:val="left"/>
-            </w:pPr>
-            <w:r>
-              <w:t xml:space="preserve">Production authorization governance</w:t>
+              <w:t xml:space="preserve">Unsafe lifecycle promotion (governance)</w:t>
+            </w:r>
+          </w:p>
+        </w:tc>
+        <w:tc>
+          <w:tcPr/>
+          <w:p>
+            <w:pPr>
+              <w:pStyle w:val="Compact"/>
+              <w:jc w:val="left"/>
+            </w:pPr>
+            <w:r>
+              <w:t xml:space="preserve">Production authorization governance checker</w:t>
             </w:r>
           </w:p>
         </w:tc>
@@ -15839,19 +17039,19 @@
               <w:rPr>
                 <w:rStyle w:val="VerbatimChar"/>
               </w:rPr>
-              <w:t xml:space="preserve">FB2-MAN-SCO-000001, FB2-SAF-SGO-000001,</w:t>
-            </w:r>
-          </w:p>
-        </w:tc>
-        <w:tc>
-          <w:tcPr/>
-          <w:p>
-            <w:pPr>
-              <w:pStyle w:val="Compact"/>
-              <w:jc w:val="left"/>
-            </w:pPr>
-            <w:r>
-              <w:t xml:space="preserve">Parameter FB2-PRM-000001 changed but 3 dependent artifa…</w:t>
+              <w:t xml:space="preserve">FB2-PRM-000001</w:t>
+            </w:r>
+          </w:p>
+        </w:tc>
+        <w:tc>
+          <w:tcPr/>
+          <w:p>
+            <w:pPr>
+              <w:pStyle w:val="Compact"/>
+              <w:jc w:val="left"/>
+            </w:pPr>
+            <w:r>
+              <w:t xml:space="preserve">parameter changed but dependent artifact has no matching revision</w:t>
             </w:r>
           </w:p>
         </w:tc>
@@ -15875,7 +17075,7 @@
               <w:jc w:val="left"/>
             </w:pPr>
             <w:r>
-              <w:t xml:space="preserve">⚠️ documented limitation</w:t>
+              <w:t xml:space="preserve">✅ PASS</w:t>
             </w:r>
           </w:p>
         </w:tc>
@@ -15919,19 +17119,31 @@
               <w:rPr>
                 <w:rStyle w:val="VerbatimChar"/>
               </w:rPr>
-              <w:t xml:space="preserve">FB2-SAF-HAZ-000001, FB2-SAF-SGO-000001</w:t>
-            </w:r>
-          </w:p>
-        </w:tc>
-        <w:tc>
-          <w:tcPr/>
-          <w:p>
-            <w:pPr>
-              <w:pStyle w:val="Compact"/>
-              <w:jc w:val="left"/>
-            </w:pPr>
-            <w:r>
-              <w:t xml:space="preserve">safety requirement has no verifies/validates link…</w:t>
+              <w:t xml:space="preserve">FB2-SAF-HAZ-000001</w:t>
+            </w:r>
+            <w:r>
+              <w:t xml:space="preserve">,</w:t>
+            </w:r>
+            <w:r>
+              <w:t xml:space="preserve"> </w:t>
+            </w:r>
+            <w:r>
+              <w:rPr>
+                <w:rStyle w:val="VerbatimChar"/>
+              </w:rPr>
+              <w:t xml:space="preserve">FB2-SAF-SGO-000001</w:t>
+            </w:r>
+          </w:p>
+        </w:tc>
+        <w:tc>
+          <w:tcPr/>
+          <w:p>
+            <w:pPr>
+              <w:pStyle w:val="Compact"/>
+              <w:jc w:val="left"/>
+            </w:pPr>
+            <w:r>
+              <w:t xml:space="preserve">Refinement cycle detected</w:t>
             </w:r>
           </w:p>
         </w:tc>
@@ -15999,19 +17211,31 @@
               <w:rPr>
                 <w:rStyle w:val="VerbatimChar"/>
               </w:rPr>
-              <w:t xml:space="preserve">FB2-VER-TMS-000001, FB2-SAF-FSR-000002</w:t>
-            </w:r>
-          </w:p>
-        </w:tc>
-        <w:tc>
-          <w:tcPr/>
-          <w:p>
-            <w:pPr>
-              <w:pStyle w:val="Compact"/>
-              <w:jc w:val="left"/>
-            </w:pPr>
-            <w:r>
-              <w:t xml:space="preserve">safety requirement has no verifies/validates link…</w:t>
+              <w:t xml:space="preserve">FB2-VER-TMS-000001</w:t>
+            </w:r>
+            <w:r>
+              <w:t xml:space="preserve">,</w:t>
+            </w:r>
+            <w:r>
+              <w:t xml:space="preserve"> </w:t>
+            </w:r>
+            <w:r>
+              <w:rPr>
+                <w:rStyle w:val="VerbatimChar"/>
+              </w:rPr>
+              <w:t xml:space="preserve">FB2-SAF-FSR-000002</w:t>
+            </w:r>
+          </w:p>
+        </w:tc>
+        <w:tc>
+          <w:tcPr/>
+          <w:p>
+            <w:pPr>
+              <w:pStyle w:val="Compact"/>
+              <w:jc w:val="left"/>
+            </w:pPr>
+            <w:r>
+              <w:t xml:space="preserve">safety requirement has no verifies/validates link</w:t>
             </w:r>
           </w:p>
         </w:tc>
@@ -16041,8 +17265,8 @@
         </w:tc>
       </w:tr>
     </w:tbl>
-    <w:bookmarkEnd w:id="52"/>
-    <w:bookmarkStart w:id="53" w:name="standards-mapping-traceability"/>
+    <w:bookmarkEnd w:id="53"/>
+    <w:bookmarkStart w:id="54" w:name="standards-mapping-traceability"/>
     <w:p>
       <w:pPr>
         <w:pStyle w:val="Heading2"/>
@@ -17158,8 +18382,8 @@
         </w:tc>
       </w:tr>
     </w:tbl>
-    <w:bookmarkEnd w:id="53"/>
-    <w:bookmarkStart w:id="58" w:name="traceability-completeness-review"/>
+    <w:bookmarkEnd w:id="54"/>
+    <w:bookmarkStart w:id="59" w:name="traceability-completeness-review"/>
     <w:p>
       <w:pPr>
         <w:pStyle w:val="Heading2"/>
@@ -17168,7 +18392,7 @@
         <w:t xml:space="preserve">12. Traceability Completeness Review</w:t>
       </w:r>
     </w:p>
-    <w:bookmarkStart w:id="54" w:name="automated-verification-results"/>
+    <w:bookmarkStart w:id="55" w:name="automated-verification-results"/>
     <w:p>
       <w:pPr>
         <w:pStyle w:val="Heading3"/>
@@ -17253,7 +18477,7 @@
               <w:jc w:val="left"/>
             </w:pPr>
             <w:r>
-              <w:t xml:space="preserve">Artifact validation (71 artifacts)</w:t>
+              <w:t xml:space="preserve">Artifact validation (86 artifacts)</w:t>
             </w:r>
           </w:p>
         </w:tc>
@@ -17279,7 +18503,7 @@
               <w:jc w:val="left"/>
             </w:pPr>
             <w:r>
-              <w:t xml:space="preserve">Link validation (48 links, profile-aware)</w:t>
+              <w:t xml:space="preserve">Link validation (56 links, profile-aware)</w:t>
             </w:r>
           </w:p>
         </w:tc>
@@ -17305,19 +18529,19 @@
               <w:jc w:val="left"/>
             </w:pPr>
             <w:r>
-              <w:t xml:space="preserve">Provenance (source_refs → 42-anchor registry)</w:t>
-            </w:r>
-          </w:p>
-        </w:tc>
-        <w:tc>
-          <w:tcPr/>
-          <w:p>
-            <w:pPr>
-              <w:pStyle w:val="Compact"/>
-              <w:jc w:val="left"/>
-            </w:pPr>
-            <w:r>
-              <w:t xml:space="preserve">✅ 20/20 resolve</w:t>
+              <w:t xml:space="preserve">Provenance (source_refs → 43-anchor registry)</w:t>
+            </w:r>
+          </w:p>
+        </w:tc>
+        <w:tc>
+          <w:tcPr/>
+          <w:p>
+            <w:pPr>
+              <w:pStyle w:val="Compact"/>
+              <w:jc w:val="left"/>
+            </w:pPr>
+            <w:r>
+              <w:t xml:space="preserve">✅ all resolve</w:t>
             </w:r>
           </w:p>
         </w:tc>
@@ -17422,6 +18646,32 @@
             </w:pPr>
             <w:r>
               <w:t xml:space="preserve">✅ all false, human approval pending</w:t>
+            </w:r>
+          </w:p>
+        </w:tc>
+      </w:tr>
+      <w:tr>
+        <w:tc>
+          <w:tcPr/>
+          <w:p>
+            <w:pPr>
+              <w:pStyle w:val="Compact"/>
+              <w:jc w:val="left"/>
+            </w:pPr>
+            <w:r>
+              <w:t xml:space="preserve">Negative scenario validation</w:t>
+            </w:r>
+          </w:p>
+        </w:tc>
+        <w:tc>
+          <w:tcPr/>
+          <w:p>
+            <w:pPr>
+              <w:pStyle w:val="Compact"/>
+              <w:jc w:val="left"/>
+            </w:pPr>
+            <w:r>
+              <w:t xml:space="preserve">✅ 20/20 mutations, 3/3 lifecycles</w:t>
             </w:r>
           </w:p>
         </w:tc>
@@ -17515,8 +18765,8 @@
         </w:tc>
       </w:tr>
     </w:tbl>
-    <w:bookmarkEnd w:id="54"/>
-    <w:bookmarkStart w:id="55" w:name="completeness-matrix"/>
+    <w:bookmarkEnd w:id="55"/>
+    <w:bookmarkStart w:id="56" w:name="completeness-matrix"/>
     <w:p>
       <w:pPr>
         <w:pStyle w:val="Heading3"/>
@@ -17882,19 +19132,19 @@
               <w:jc w:val="left"/>
             </w:pPr>
             <w:r>
-              <w:t xml:space="preserve">⚠️ 50% as_is, 0% synthetic</w:t>
-            </w:r>
-          </w:p>
-        </w:tc>
-        <w:tc>
-          <w:tcPr/>
-          <w:p>
-            <w:pPr>
-              <w:pStyle w:val="Compact"/>
-              <w:jc w:val="left"/>
-            </w:pPr>
-            <w:r>
-              <w:t xml:space="preserve">TMS-001→FSR/SWR-002, TMS-002→FSR/SWR-003; FSR-001/004 unverified (documented gap)</w:t>
+              <w:t xml:space="preserve">✅ 20/21 covered</w:t>
+            </w:r>
+          </w:p>
+        </w:tc>
+        <w:tc>
+          <w:tcPr/>
+          <w:p>
+            <w:pPr>
+              <w:pStyle w:val="Compact"/>
+              <w:jc w:val="left"/>
+            </w:pPr>
+            <w:r>
+              <w:t xml:space="preserve">All FSRs/TSRs/SWRs verified in synthetic_reference; as_is covers all except FSR-004/TSR-004 (no upstream test); SCO-001 process-audit by nature</w:t>
             </w:r>
           </w:p>
         </w:tc>
@@ -17920,17 +19170,20 @@
               <w:jc w:val="left"/>
             </w:pPr>
             <w:r>
-              <w:t xml:space="preserve">✅ 100% (of defined tests)</w:t>
-            </w:r>
-          </w:p>
-        </w:tc>
-        <w:tc>
-          <w:tcPr/>
-          <w:p>
-            <w:pPr>
-              <w:pStyle w:val="Compact"/>
-              <w:jc w:val="left"/>
-            </w:pPr>
+              <w:t xml:space="preserve">✅ 100%</w:t>
+            </w:r>
+          </w:p>
+        </w:tc>
+        <w:tc>
+          <w:tcPr/>
+          <w:p>
+            <w:pPr>
+              <w:pStyle w:val="Compact"/>
+              <w:jc w:val="left"/>
+            </w:pPr>
+            <w:r>
+              <w:t xml:space="preserve">as_is EXE-001 (actual_host_run); synthetic EXE-001..006 (</w:t>
+            </w:r>
             <w:r>
               <w:rPr>
                 <w:rStyle w:val="VerbatimChar"/>
@@ -17938,10 +19191,7 @@
               <w:t xml:space="preserve">result_of</w:t>
             </w:r>
             <w:r>
-              <w:t xml:space="preserve"> </w:t>
-            </w:r>
-            <w:r>
-              <w:t xml:space="preserve">EXE-001; TMS-002 execution = documented gap</w:t>
+              <w:t xml:space="preserve">)</w:t>
             </w:r>
           </w:p>
         </w:tc>
@@ -18157,26 +19407,26 @@
               <w:jc w:val="left"/>
             </w:pPr>
             <w:r>
-              <w:t xml:space="preserve">⚠️ 6/20 functional</w:t>
-            </w:r>
-          </w:p>
-        </w:tc>
-        <w:tc>
-          <w:tcPr/>
-          <w:p>
-            <w:pPr>
-              <w:pStyle w:val="Compact"/>
-              <w:jc w:val="left"/>
-            </w:pPr>
-            <w:r>
-              <w:t xml:space="preserve">14 documented limitations</w:t>
+              <w:t xml:space="preserve">✅ 20/20 functional</w:t>
+            </w:r>
+          </w:p>
+        </w:tc>
+        <w:tc>
+          <w:tcPr/>
+          <w:p>
+            <w:pPr>
+              <w:pStyle w:val="Compact"/>
+              <w:jc w:val="left"/>
+            </w:pPr>
+            <w:r>
+              <w:t xml:space="preserve">severity+category matched for every scenario</w:t>
             </w:r>
           </w:p>
         </w:tc>
       </w:tr>
     </w:tbl>
-    <w:bookmarkEnd w:id="55"/>
-    <w:bookmarkStart w:id="56" w:name="Xc0a95a88f7e666715b40dead8acb5f5eb3a8e8c"/>
+    <w:bookmarkEnd w:id="56"/>
+    <w:bookmarkStart w:id="57" w:name="Xc0a95a88f7e666715b40dead8acb5f5eb3a8e8c"/>
     <w:p>
       <w:pPr>
         <w:pStyle w:val="Heading3"/>
@@ -18273,7 +19523,7 @@
               <w:jc w:val="left"/>
             </w:pPr>
             <w:r>
-              <w:t xml:space="preserve">FSR-000001 (acquisition) and FSR-000004 (independent monitor) have no</w:t>
+              <w:t xml:space="preserve">FSR-000004/TSR-000004 (independent monitor) have no as_is</w:t>
             </w:r>
             <w:r>
               <w:t xml:space="preserve"> </w:t>
@@ -18288,7 +19538,57 @@
               <w:t xml:space="preserve"> </w:t>
             </w:r>
             <w:r>
-              <w:t xml:space="preserve">links</w:t>
+              <w:t xml:space="preserve">links (no upstream test)</w:t>
+            </w:r>
+          </w:p>
+        </w:tc>
+        <w:tc>
+          <w:tcPr/>
+          <w:p>
+            <w:pPr>
+              <w:pStyle w:val="Compact"/>
+              <w:jc w:val="left"/>
+            </w:pPr>
+            <w:r>
+              <w:t xml:space="preserve">as_is</w:t>
+            </w:r>
+          </w:p>
+        </w:tc>
+        <w:tc>
+          <w:tcPr/>
+          <w:p>
+            <w:pPr>
+              <w:pStyle w:val="Compact"/>
+              <w:jc w:val="left"/>
+            </w:pPr>
+            <w:r>
+              <w:t xml:space="preserve">Documented verification gap; synthetic TMS-004 covers both</w:t>
+            </w:r>
+          </w:p>
+        </w:tc>
+      </w:tr>
+      <w:tr>
+        <w:tc>
+          <w:tcPr/>
+          <w:p>
+            <w:pPr>
+              <w:pStyle w:val="Compact"/>
+              <w:jc w:val="left"/>
+            </w:pPr>
+            <w:r>
+              <w:t xml:space="preserve">2</w:t>
+            </w:r>
+          </w:p>
+        </w:tc>
+        <w:tc>
+          <w:tcPr/>
+          <w:p>
+            <w:pPr>
+              <w:pStyle w:val="Compact"/>
+              <w:jc w:val="left"/>
+            </w:pPr>
+            <w:r>
+              <w:t xml:space="preserve">No target-hardware execution evidence (only host-run unit test)</w:t>
             </w:r>
           </w:p>
         </w:tc>
@@ -18312,56 +19612,6 @@
               <w:jc w:val="left"/>
             </w:pPr>
             <w:r>
-              <w:t xml:space="preserve">Documented verification gap; medium-severity finding in validator</w:t>
-            </w:r>
-          </w:p>
-        </w:tc>
-      </w:tr>
-      <w:tr>
-        <w:tc>
-          <w:tcPr/>
-          <w:p>
-            <w:pPr>
-              <w:pStyle w:val="Compact"/>
-              <w:jc w:val="left"/>
-            </w:pPr>
-            <w:r>
-              <w:t xml:space="preserve">2</w:t>
-            </w:r>
-          </w:p>
-        </w:tc>
-        <w:tc>
-          <w:tcPr/>
-          <w:p>
-            <w:pPr>
-              <w:pStyle w:val="Compact"/>
-              <w:jc w:val="left"/>
-            </w:pPr>
-            <w:r>
-              <w:t xml:space="preserve">No target-hardware execution evidence (only host-run unit test)</w:t>
-            </w:r>
-          </w:p>
-        </w:tc>
-        <w:tc>
-          <w:tcPr/>
-          <w:p>
-            <w:pPr>
-              <w:pStyle w:val="Compact"/>
-              <w:jc w:val="left"/>
-            </w:pPr>
-            <w:r>
-              <w:t xml:space="preserve">as_is</w:t>
-            </w:r>
-          </w:p>
-        </w:tc>
-        <w:tc>
-          <w:tcPr/>
-          <w:p>
-            <w:pPr>
-              <w:pStyle w:val="Compact"/>
-              <w:jc w:val="left"/>
-            </w:pPr>
-            <w:r>
               <w:t xml:space="preserve">Policy:</w:t>
             </w:r>
             <w:r>
@@ -18377,7 +19627,7 @@
               <w:t xml:space="preserve"> </w:t>
             </w:r>
             <w:r>
-              <w:t xml:space="preserve">— blocked, not fabricated</w:t>
+              <w:t xml:space="preserve">— blocked, not fabricated; HIL setup unpublished upstream</w:t>
             </w:r>
           </w:p>
         </w:tc>
@@ -18403,7 +19653,57 @@
               <w:jc w:val="left"/>
             </w:pPr>
             <w:r>
-              <w:t xml:space="preserve">synthetic_reference profile has no TMS/EXE artifacts</w:t>
+              <w:t xml:space="preserve">Integration-level test measures absent</w:t>
+            </w:r>
+          </w:p>
+        </w:tc>
+        <w:tc>
+          <w:tcPr/>
+          <w:p>
+            <w:pPr>
+              <w:pStyle w:val="Compact"/>
+              <w:jc w:val="left"/>
+            </w:pPr>
+            <w:r>
+              <w:t xml:space="preserve">both</w:t>
+            </w:r>
+          </w:p>
+        </w:tc>
+        <w:tc>
+          <w:tcPr/>
+          <w:p>
+            <w:pPr>
+              <w:pStyle w:val="Compact"/>
+              <w:jc w:val="left"/>
+            </w:pPr>
+            <w:r>
+              <w:t xml:space="preserve">Documented gap (unit-level only)</w:t>
+            </w:r>
+          </w:p>
+        </w:tc>
+      </w:tr>
+      <w:tr>
+        <w:tc>
+          <w:tcPr/>
+          <w:p>
+            <w:pPr>
+              <w:pStyle w:val="Compact"/>
+              <w:jc w:val="left"/>
+            </w:pPr>
+            <w:r>
+              <w:t xml:space="preserve">4</w:t>
+            </w:r>
+          </w:p>
+        </w:tc>
+        <w:tc>
+          <w:tcPr/>
+          <w:p>
+            <w:pPr>
+              <w:pStyle w:val="Compact"/>
+              <w:jc w:val="left"/>
+            </w:pPr>
+            <w:r>
+              <w:t xml:space="preserve">FTA/DFA/FFI analyses have empty element/gate lists</w:t>
             </w:r>
           </w:p>
         </w:tc>
@@ -18427,33 +19727,33 @@
               <w:jc w:val="left"/>
             </w:pPr>
             <w:r>
-              <w:t xml:space="preserve">Gap report documents 1/20 features fully generated</w:t>
-            </w:r>
-          </w:p>
-        </w:tc>
-      </w:tr>
-      <w:tr>
-        <w:tc>
-          <w:tcPr/>
-          <w:p>
-            <w:pPr>
-              <w:pStyle w:val="Compact"/>
-              <w:jc w:val="left"/>
-            </w:pPr>
-            <w:r>
-              <w:t xml:space="preserve">4</w:t>
-            </w:r>
-          </w:p>
-        </w:tc>
-        <w:tc>
-          <w:tcPr/>
-          <w:p>
-            <w:pPr>
-              <w:pStyle w:val="Compact"/>
-              <w:jc w:val="left"/>
-            </w:pPr>
-            <w:r>
-              <w:t xml:space="preserve">FTA/DFA/FFI analyses have empty element/gate lists</w:t>
+              <w:t xml:space="preserve">Skeleton analyses; FMEA fully populated (5 failure modes)</w:t>
+            </w:r>
+          </w:p>
+        </w:tc>
+      </w:tr>
+      <w:tr>
+        <w:tc>
+          <w:tcPr/>
+          <w:p>
+            <w:pPr>
+              <w:pStyle w:val="Compact"/>
+              <w:jc w:val="left"/>
+            </w:pPr>
+            <w:r>
+              <w:t xml:space="preserve">5</w:t>
+            </w:r>
+          </w:p>
+        </w:tc>
+        <w:tc>
+          <w:tcPr/>
+          <w:p>
+            <w:pPr>
+              <w:pStyle w:val="Compact"/>
+              <w:jc w:val="left"/>
+            </w:pPr>
+            <w:r>
+              <w:t xml:space="preserve">Safety case skeleton has 1 claim with empty evidence refs</w:t>
             </w:r>
           </w:p>
         </w:tc>
@@ -18477,56 +19777,6 @@
               <w:jc w:val="left"/>
             </w:pPr>
             <w:r>
-              <w:t xml:space="preserve">Skeleton analyses; FMEA fully populated (5 failure modes)</w:t>
-            </w:r>
-          </w:p>
-        </w:tc>
-      </w:tr>
-      <w:tr>
-        <w:tc>
-          <w:tcPr/>
-          <w:p>
-            <w:pPr>
-              <w:pStyle w:val="Compact"/>
-              <w:jc w:val="left"/>
-            </w:pPr>
-            <w:r>
-              <w:t xml:space="preserve">5</w:t>
-            </w:r>
-          </w:p>
-        </w:tc>
-        <w:tc>
-          <w:tcPr/>
-          <w:p>
-            <w:pPr>
-              <w:pStyle w:val="Compact"/>
-              <w:jc w:val="left"/>
-            </w:pPr>
-            <w:r>
-              <w:t xml:space="preserve">Safety case skeleton has 1 claim with empty evidence refs</w:t>
-            </w:r>
-          </w:p>
-        </w:tc>
-        <w:tc>
-          <w:tcPr/>
-          <w:p>
-            <w:pPr>
-              <w:pStyle w:val="Compact"/>
-              <w:jc w:val="left"/>
-            </w:pPr>
-            <w:r>
-              <w:t xml:space="preserve">synthetic</w:t>
-            </w:r>
-          </w:p>
-        </w:tc>
-        <w:tc>
-          <w:tcPr/>
-          <w:p>
-            <w:pPr>
-              <w:pStyle w:val="Compact"/>
-              <w:jc w:val="left"/>
-            </w:pPr>
-            <w:r>
               <w:t xml:space="preserve">Skeleton only</w:t>
             </w:r>
           </w:p>
@@ -18553,7 +19803,7 @@
               <w:jc w:val="left"/>
             </w:pPr>
             <w:r>
-              <w:t xml:space="preserve">14/20 mutation detectors defined but not wired to artifact-level patch engine</w:t>
+              <w:t xml:space="preserve">Multi-defect interaction scenarios not built</w:t>
             </w:r>
           </w:p>
         </w:tc>
@@ -18577,7 +19827,7 @@
               <w:jc w:val="left"/>
             </w:pPr>
             <w:r>
-              <w:t xml:space="preserve">Documented limitation; acceptance gate requires ≥2 (6 pass)</w:t>
+              <w:t xml:space="preserve">Isolated 20/20 complete; interactions are future extension</w:t>
             </w:r>
           </w:p>
         </w:tc>
@@ -18657,8 +19907,8 @@
         </w:tc>
       </w:tr>
     </w:tbl>
-    <w:bookmarkEnd w:id="56"/>
-    <w:bookmarkStart w:id="57" w:name="review-verdict"/>
+    <w:bookmarkEnd w:id="57"/>
+    <w:bookmarkStart w:id="58" w:name="review-verdict"/>
     <w:p>
       <w:pPr>
         <w:pStyle w:val="Heading3"/>
@@ -18696,13 +19946,19 @@
         <w:t xml:space="preserve"> </w:t>
       </w:r>
       <w:r>
-        <w:t xml:space="preserve">All 48 links resolve; all source and assumption references resolve; identity is unique per</w:t>
+        <w:t xml:space="preserve">All 56 links resolve; all source and assumption references resolve; identity is unique per</w:t>
       </w:r>
       <w:r>
         <w:t xml:space="preserve"> </w:t>
       </w:r>
       <w:r>
-        <w:t xml:space="preserve">profile; the FTTI budget is coherent; and the acceptance suite passes all 8 gates.</w:t>
+        <w:t xml:space="preserve">profile; the FTTI budget is coherent; 20/20 mutations and 3/3 change lifecycles are detected;</w:t>
+      </w:r>
+      <w:r>
+        <w:t xml:space="preserve"> </w:t>
+      </w:r>
+      <w:r>
+        <w:t xml:space="preserve">and the acceptance suite passes all 8 gates.</w:t>
       </w:r>
     </w:p>
     <w:p>
@@ -18843,9 +20099,9 @@
         <w:t xml:space="preserve">for the full acceptance suite.</w:t>
       </w:r>
     </w:p>
-    <w:bookmarkEnd w:id="57"/>
     <w:bookmarkEnd w:id="58"/>
     <w:bookmarkEnd w:id="59"/>
+    <w:bookmarkEnd w:id="60"/>
     <w:sectPr/>
   </w:body>
 </w:document>
@@ -19210,6 +20466,9 @@
     <w:abstractNumId w:val="991"/>
   </w:num>
   <w:num w:numId="1014">
+    <w:abstractNumId w:val="991"/>
+  </w:num>
+  <w:num w:numId="1015">
     <w:abstractNumId w:val="991"/>
   </w:num>
 </w:numbering>

--- a/docs/artifacts/reports/TRACEABILITY_DOCUMENT.docx
+++ b/docs/artifacts/reports/TRACEABILITY_DOCUMENT.docx
@@ -23,7 +23,7 @@
         <w:pStyle w:val="Date"/>
       </w:pPr>
       <w:r>
-        <w:t xml:space="preserve">2026-09-13</w:t>
+        <w:t xml:space="preserve">2026-09-19</w:t>
       </w:r>
     </w:p>
     <w:sdt>
@@ -18477,45 +18477,45 @@
               <w:jc w:val="left"/>
             </w:pPr>
             <w:r>
-              <w:t xml:space="preserve">Artifact validation (86 artifacts)</w:t>
-            </w:r>
-          </w:p>
-        </w:tc>
-        <w:tc>
-          <w:tcPr/>
-          <w:p>
-            <w:pPr>
-              <w:pStyle w:val="Compact"/>
-              <w:jc w:val="left"/>
-            </w:pPr>
-            <w:r>
-              <w:t xml:space="preserve">✅ 0 errors</w:t>
-            </w:r>
-          </w:p>
-        </w:tc>
-      </w:tr>
-      <w:tr>
-        <w:tc>
-          <w:tcPr/>
-          <w:p>
-            <w:pPr>
-              <w:pStyle w:val="Compact"/>
-              <w:jc w:val="left"/>
-            </w:pPr>
-            <w:r>
-              <w:t xml:space="preserve">Link validation (56 links, profile-aware)</w:t>
-            </w:r>
-          </w:p>
-        </w:tc>
-        <w:tc>
-          <w:tcPr/>
-          <w:p>
-            <w:pPr>
-              <w:pStyle w:val="Compact"/>
-              <w:jc w:val="left"/>
-            </w:pPr>
-            <w:r>
-              <w:t xml:space="preserve">✅ 0 dangling</w:t>
+              <w:t xml:space="preserve">Artifact validation (91 artifacts)</w:t>
+            </w:r>
+          </w:p>
+        </w:tc>
+        <w:tc>
+          <w:tcPr/>
+          <w:p>
+            <w:pPr>
+              <w:pStyle w:val="Compact"/>
+              <w:jc w:val="left"/>
+            </w:pPr>
+            <w:r>
+              <w:t xml:space="preserve">✅ 0 errors (last validated run; re-run pending for TMS-007/008/009 + LNK-039..047)</w:t>
+            </w:r>
+          </w:p>
+        </w:tc>
+      </w:tr>
+      <w:tr>
+        <w:tc>
+          <w:tcPr/>
+          <w:p>
+            <w:pPr>
+              <w:pStyle w:val="Compact"/>
+              <w:jc w:val="left"/>
+            </w:pPr>
+            <w:r>
+              <w:t xml:space="preserve">Link validation (70 links, profile-aware)</w:t>
+            </w:r>
+          </w:p>
+        </w:tc>
+        <w:tc>
+          <w:tcPr/>
+          <w:p>
+            <w:pPr>
+              <w:pStyle w:val="Compact"/>
+              <w:jc w:val="left"/>
+            </w:pPr>
+            <w:r>
+              <w:t xml:space="preserve">✅ 0 dangling (last validated run; re-run pending for LNK-039..047)</w:t>
             </w:r>
           </w:p>
         </w:tc>
@@ -19132,19 +19132,34 @@
               <w:jc w:val="left"/>
             </w:pPr>
             <w:r>
-              <w:t xml:space="preserve">✅ 20/21 covered</w:t>
-            </w:r>
-          </w:p>
-        </w:tc>
-        <w:tc>
-          <w:tcPr/>
-          <w:p>
-            <w:pPr>
-              <w:pStyle w:val="Compact"/>
-              <w:jc w:val="left"/>
-            </w:pPr>
-            <w:r>
-              <w:t xml:space="preserve">All FSRs/TSRs/SWRs verified in synthetic_reference; as_is covers all except FSR-004/TSR-004 (no upstream test); SCO-001 process-audit by nature</w:t>
+              <w:t xml:space="preserve">✅ 21/21 linked</w:t>
+            </w:r>
+          </w:p>
+        </w:tc>
+        <w:tc>
+          <w:tcPr/>
+          <w:p>
+            <w:pPr>
+              <w:pStyle w:val="Compact"/>
+              <w:jc w:val="left"/>
+            </w:pPr>
+            <w:r>
+              <w:t xml:space="preserve">All FSRs/TSRs/SWRs/SCO verified or validated in synthetic_reference (TMS-001..009, incl. draft stubs 007/008/009); as_is covers all except FSR-004/TSR-004 (no upstream test); SCO-001</w:t>
+            </w:r>
+            <w:r>
+              <w:t xml:space="preserve"> </w:t>
+            </w:r>
+            <w:r>
+              <w:rPr>
+                <w:rStyle w:val="VerbatimChar"/>
+              </w:rPr>
+              <w:t xml:space="preserve">validates</w:t>
+            </w:r>
+            <w:r>
+              <w:t xml:space="preserve"> </w:t>
+            </w:r>
+            <w:r>
+              <w:t xml:space="preserve">via TMS-009 stub</w:t>
             </w:r>
           </w:p>
         </w:tc>
@@ -19170,7 +19185,7 @@
               <w:jc w:val="left"/>
             </w:pPr>
             <w:r>
-              <w:t xml:space="preserve">✅ 100%</w:t>
+              <w:t xml:space="preserve">✅ 6/6 executed (synthetic fixtures) + stubs</w:t>
             </w:r>
           </w:p>
         </w:tc>
@@ -19191,7 +19206,7 @@
               <w:t xml:space="preserve">result_of</w:t>
             </w:r>
             <w:r>
-              <w:t xml:space="preserve">)</w:t>
+              <w:t xml:space="preserve">); TMS-007/008/009 draft stubs have no executions</w:t>
             </w:r>
           </w:p>
         </w:tc>
@@ -19653,7 +19668,7 @@
               <w:jc w:val="left"/>
             </w:pPr>
             <w:r>
-              <w:t xml:space="preserve">Integration-level test measures absent</w:t>
+              <w:t xml:space="preserve">Integration/qualification/validation executions absent (planning stubs TMS-007/008/009 only)</w:t>
             </w:r>
           </w:p>
         </w:tc>
@@ -19677,7 +19692,7 @@
               <w:jc w:val="left"/>
             </w:pPr>
             <w:r>
-              <w:t xml:space="preserve">Documented gap (unit-level only)</w:t>
+              <w:t xml:space="preserve">Documented gap; stubs linked, executions blocked</w:t>
             </w:r>
           </w:p>
         </w:tc>
@@ -19946,7 +19961,7 @@
         <w:t xml:space="preserve"> </w:t>
       </w:r>
       <w:r>
-        <w:t xml:space="preserve">All 56 links resolve; all source and assumption references resolve; identity is unique per</w:t>
+        <w:t xml:space="preserve">All 70 links resolve (per last validated run; LNK-039..047 added after, re-run pending); all source and assumption references resolve; identity is unique per</w:t>
       </w:r>
       <w:r>
         <w:t xml:space="preserve"> </w:t>

--- a/docs/artifacts/reports/TRACEABILITY_DOCUMENT.docx
+++ b/docs/artifacts/reports/TRACEABILITY_DOCUMENT.docx
@@ -23,7 +23,7 @@
         <w:pStyle w:val="Date"/>
       </w:pPr>
       <w:r>
-        <w:t xml:space="preserve">2026-09-19</w:t>
+        <w:t xml:space="preserve">2026-09-20</w:t>
       </w:r>
     </w:p>
     <w:sdt>
@@ -18489,33 +18489,33 @@
               <w:jc w:val="left"/>
             </w:pPr>
             <w:r>
-              <w:t xml:space="preserve">✅ 0 errors (last validated run; re-run pending for TMS-007/008/009 + LNK-039..047)</w:t>
-            </w:r>
-          </w:p>
-        </w:tc>
-      </w:tr>
-      <w:tr>
-        <w:tc>
-          <w:tcPr/>
-          <w:p>
-            <w:pPr>
-              <w:pStyle w:val="Compact"/>
-              <w:jc w:val="left"/>
-            </w:pPr>
-            <w:r>
-              <w:t xml:space="preserve">Link validation (70 links, profile-aware)</w:t>
-            </w:r>
-          </w:p>
-        </w:tc>
-        <w:tc>
-          <w:tcPr/>
-          <w:p>
-            <w:pPr>
-              <w:pStyle w:val="Compact"/>
-              <w:jc w:val="left"/>
-            </w:pPr>
-            <w:r>
-              <w:t xml:space="preserve">✅ 0 dangling (last validated run; re-run pending for LNK-039..047)</w:t>
+              <w:t xml:space="preserve">✅ 0 errors (validated run 2026-09-19: 100 artifacts, TMS-007..011 + EXE-000007..011 + LNK-039..057 included)</w:t>
+            </w:r>
+          </w:p>
+        </w:tc>
+      </w:tr>
+      <w:tr>
+        <w:tc>
+          <w:tcPr/>
+          <w:p>
+            <w:pPr>
+              <w:pStyle w:val="Compact"/>
+              <w:jc w:val="left"/>
+            </w:pPr>
+            <w:r>
+              <w:t xml:space="preserve">Link validation (79 links, profile-aware)</w:t>
+            </w:r>
+          </w:p>
+        </w:tc>
+        <w:tc>
+          <w:tcPr/>
+          <w:p>
+            <w:pPr>
+              <w:pStyle w:val="Compact"/>
+              <w:jc w:val="left"/>
+            </w:pPr>
+            <w:r>
+              <w:t xml:space="preserve">✅ 0 dangling (validated run 2026-09-19, LNK-039..057 included)</w:t>
             </w:r>
           </w:p>
         </w:tc>
@@ -19144,7 +19144,7 @@
               <w:jc w:val="left"/>
             </w:pPr>
             <w:r>
-              <w:t xml:space="preserve">All FSRs/TSRs/SWRs/SCO verified or validated in synthetic_reference (TMS-001..009, incl. draft stubs 007/008/009); as_is covers all except FSR-004/TSR-004 (no upstream test); SCO-001</w:t>
+              <w:t xml:space="preserve">All FSRs/TSRs/SWRs/SCO verified or validated in synthetic_reference (TMS-001..011, incl. draft stubs 007/008/009/010/011); as_is covers all except FSR-004/TSR-004 (no upstream test); SCO-001</w:t>
             </w:r>
             <w:r>
               <w:t xml:space="preserve"> </w:t>
@@ -19206,7 +19206,7 @@
               <w:t xml:space="preserve">result_of</w:t>
             </w:r>
             <w:r>
-              <w:t xml:space="preserve">); TMS-007/008/009 draft stubs have no executions</w:t>
+              <w:t xml:space="preserve">); TMS-007/008/009/010/011 draft stubs have no executions</w:t>
             </w:r>
           </w:p>
         </w:tc>
@@ -19668,7 +19668,19 @@
               <w:jc w:val="left"/>
             </w:pPr>
             <w:r>
-              <w:t xml:space="preserve">Integration/qualification/validation executions absent (planning stubs TMS-007/008/009 only)</w:t>
+              <w:t xml:space="preserve">Integration/qualification/validation/component/HIL executions recorded blocked (EXE-000007..011,</w:t>
+            </w:r>
+            <w:r>
+              <w:t xml:space="preserve"> </w:t>
+            </w:r>
+            <w:r>
+              <w:rPr>
+                <w:rStyle w:val="VerbatimChar"/>
+              </w:rPr>
+              <w:t xml:space="preserve">outcome: blocked</w:t>
+            </w:r>
+            <w:r>
+              <w:t xml:space="preserve">)</w:t>
             </w:r>
           </w:p>
         </w:tc>
@@ -19692,7 +19704,7 @@
               <w:jc w:val="left"/>
             </w:pPr>
             <w:r>
-              <w:t xml:space="preserve">Documented gap; stubs linked, executions blocked</w:t>
+              <w:t xml:space="preserve">Documented gap; stubs linked, executions honestly recorded blocked — no fabricated runs</w:t>
             </w:r>
           </w:p>
         </w:tc>
@@ -19961,7 +19973,7 @@
         <w:t xml:space="preserve"> </w:t>
       </w:r>
       <w:r>
-        <w:t xml:space="preserve">All 70 links resolve (per last validated run; LNK-039..047 added after, re-run pending); all source and assumption references resolve; identity is unique per</w:t>
+        <w:t xml:space="preserve">All 79 links resolve (validated run 2026-09-19, LNK-039..057 included); all source and assumption references resolve; identity is unique per</w:t>
       </w:r>
       <w:r>
         <w:t xml:space="preserve"> </w:t>
